--- a/практическая работа 2/Прибок 14-134п анализ.docx
+++ b/практическая работа 2/Прибок 14-134п анализ.docx
@@ -199,23 +199,7 @@
           <w:sz w:val="32"/>
           <w:szCs w:val="32"/>
         </w:rPr>
-        <w:t>«</w:t>
-      </w:r>
-      <w:r>
-        <w:rPr>
-          <w:rFonts w:hint="default" w:ascii="Times New Roman" w:hAnsi="Times New Roman" w:eastAsia="Times New Roman" w:cs="Times New Roman"/>
-          <w:sz w:val="32"/>
-          <w:szCs w:val="32"/>
-        </w:rPr>
-        <w:t>МДК.02.03 Математическое моделирование</w:t>
-      </w:r>
-      <w:r>
-        <w:rPr>
-          <w:rFonts w:hint="default" w:ascii="Times New Roman" w:hAnsi="Times New Roman" w:eastAsia="Times New Roman" w:cs="Times New Roman"/>
-          <w:sz w:val="32"/>
-          <w:szCs w:val="32"/>
-        </w:rPr>
-        <w:t>»</w:t>
+        <w:t>«МДК.02.03 Математическое моделирование»</w:t>
       </w:r>
     </w:p>
     <w:p>
@@ -355,16 +339,7 @@
           <w:szCs w:val="26"/>
           <w:lang w:val="ru-RU"/>
         </w:rPr>
-        <w:t>А</w:t>
-      </w:r>
-      <w:r>
-        <w:rPr>
-          <w:rFonts w:hint="default" w:ascii="Times New Roman" w:hAnsi="Times New Roman" w:cs="Times New Roman"/>
-          <w:sz w:val="26"/>
-          <w:szCs w:val="26"/>
-          <w:lang w:val="ru-RU"/>
-        </w:rPr>
-        <w:t>.А. Прибок</w:t>
+        <w:t>А.А. Прибок</w:t>
       </w:r>
     </w:p>
     <w:p>
@@ -461,6 +436,7 @@
         <w:pageBreakBefore w:val="0"/>
         <w:widowControl/>
         <w:numPr>
+          <w:ilvl w:val="0"/>
           <w:numId w:val="0"/>
         </w:numPr>
         <w:kinsoku/>
@@ -539,6 +515,7 @@
         <w:pageBreakBefore w:val="0"/>
         <w:widowControl/>
         <w:numPr>
+          <w:ilvl w:val="0"/>
           <w:numId w:val="0"/>
         </w:numPr>
         <w:kinsoku/>
@@ -2301,6 +2278,7 @@
     </w:p>
     <w:tbl>
       <w:tblPr>
+        <w:tblStyle w:val="9"/>
         <w:tblW w:w="0" w:type="dxa"/>
         <w:jc w:val="center"/>
         <w:tblBorders>
@@ -2336,7 +2314,6 @@
             <w:insideH w:val="none" w:color="auto" w:sz="0" w:space="0"/>
             <w:insideV w:val="none" w:color="auto" w:sz="0" w:space="0"/>
           </w:tblBorders>
-          <w:shd w:val="clear" w:color="auto" w:fill="auto"/>
           <w:tblCellMar>
             <w:top w:w="0" w:type="dxa"/>
             <w:left w:w="0" w:type="dxa"/>
@@ -3192,7 +3169,6 @@
             <w:insideH w:val="none" w:color="auto" w:sz="0" w:space="0"/>
             <w:insideV w:val="none" w:color="auto" w:sz="0" w:space="0"/>
           </w:tblBorders>
-          <w:shd w:val="clear" w:color="auto" w:fill="auto"/>
           <w:tblCellMar>
             <w:top w:w="0" w:type="dxa"/>
             <w:left w:w="0" w:type="dxa"/>
@@ -3687,6 +3663,7 @@
     </w:p>
     <w:tbl>
       <w:tblPr>
+        <w:tblStyle w:val="9"/>
         <w:tblW w:w="0" w:type="dxa"/>
         <w:jc w:val="center"/>
         <w:tblBorders>
@@ -4923,9 +4900,6 @@
         <w:jc w:val="left"/>
         <w:textAlignment w:val="auto"/>
         <w:rPr>
-          <w:rFonts w:hint="default" w:ascii="Times New Roman" w:hAnsi="Times New Roman" w:cs="Times New Roman"/>
-          <w:sz w:val="28"/>
-          <w:szCs w:val="28"/>
           <w:lang w:val="ru-RU"/>
         </w:rPr>
       </w:pPr>
@@ -4953,6 +4927,34 @@
         </w:rPr>
         <w:t>. Скриншот модели листа Excel до запуска "Поиск решения"</w:t>
       </w:r>
+    </w:p>
+    <w:p>
+      <w:pPr>
+        <w:pStyle w:val="14"/>
+        <w:keepNext w:val="0"/>
+        <w:keepLines w:val="0"/>
+        <w:pageBreakBefore w:val="0"/>
+        <w:widowControl/>
+        <w:kinsoku/>
+        <w:wordWrap/>
+        <w:overflowPunct/>
+        <w:topLinePunct w:val="0"/>
+        <w:autoSpaceDE/>
+        <w:autoSpaceDN/>
+        <w:bidi w:val="0"/>
+        <w:adjustRightInd/>
+        <w:snapToGrid/>
+        <w:spacing w:beforeAutospacing="0" w:afterAutospacing="0" w:line="360" w:lineRule="auto"/>
+        <w:ind w:firstLine="420" w:firstLineChars="150"/>
+        <w:jc w:val="left"/>
+        <w:textAlignment w:val="auto"/>
+        <w:rPr>
+          <w:rFonts w:hint="default" w:ascii="Times New Roman" w:hAnsi="Times New Roman" w:cs="Times New Roman"/>
+          <w:sz w:val="28"/>
+          <w:szCs w:val="28"/>
+          <w:lang w:val="ru-RU"/>
+        </w:rPr>
+      </w:pPr>
       <w:r>
         <w:rPr>
           <w:rFonts w:hint="default" w:ascii="Times New Roman" w:hAnsi="Times New Roman" w:cs="Times New Roman"/>
@@ -5034,6 +5036,13 @@
     <w:p>
       <w:pPr>
         <w:rPr>
+          <w:lang w:val="ru-RU"/>
+        </w:rPr>
+      </w:pPr>
+    </w:p>
+    <w:p>
+      <w:pPr>
+        <w:rPr>
           <w:rFonts w:hint="default"/>
           <w:lang w:val="ru-RU"/>
         </w:rPr>
@@ -5899,8 +5908,6 @@
         </w:rPr>
         <w:t xml:space="preserve">В таблицах ниже приведены расчётные результаты изменения коэффициента прибыли и запасов ресурсов. </w:t>
       </w:r>
-      <w:bookmarkStart w:id="0" w:name="_GoBack"/>
-      <w:bookmarkEnd w:id="0"/>
     </w:p>
     <w:p>
       <w:pPr>
@@ -5983,7 +5990,8 @@
     </w:p>
     <w:tbl>
       <w:tblPr>
-        <w:tblW w:w="0" w:type="dxa"/>
+        <w:tblStyle w:val="9"/>
+        <w:tblW w:w="8720" w:type="dxa"/>
         <w:jc w:val="center"/>
         <w:tblBorders>
           <w:top w:val="single" w:color="auto" w:sz="2" w:space="0"/>
@@ -6003,12 +6011,13 @@
         </w:tblCellMar>
       </w:tblPr>
       <w:tblGrid>
-        <w:gridCol w:w="840"/>
-        <w:gridCol w:w="1120"/>
-        <w:gridCol w:w="1120"/>
-        <w:gridCol w:w="1120"/>
-        <w:gridCol w:w="1700"/>
-        <w:gridCol w:w="1700"/>
+        <w:gridCol w:w="1109"/>
+        <w:gridCol w:w="1116"/>
+        <w:gridCol w:w="1055"/>
+        <w:gridCol w:w="1055"/>
+        <w:gridCol w:w="1067"/>
+        <w:gridCol w:w="1659"/>
+        <w:gridCol w:w="1659"/>
       </w:tblGrid>
       <w:tr>
         <w:tblPrEx>
@@ -6052,15 +6061,52 @@
                 <w:rFonts w:hint="default" w:ascii="Times New Roman" w:hAnsi="Times New Roman" w:cs="Times New Roman"/>
                 <w:sz w:val="28"/>
                 <w:szCs w:val="28"/>
-              </w:rPr>
-            </w:pPr>
-            <w:r>
-              <w:rPr>
-                <w:rFonts w:hint="default" w:ascii="Times New Roman" w:hAnsi="Times New Roman" w:cs="Times New Roman"/>
-                <w:sz w:val="28"/>
-                <w:szCs w:val="28"/>
-              </w:rPr>
-              <w:t>c₁</w:t>
+                <w:lang w:val="ru-RU"/>
+              </w:rPr>
+            </w:pPr>
+            <w:r>
+              <w:rPr>
+                <w:rFonts w:hint="default" w:cs="Times New Roman"/>
+                <w:sz w:val="28"/>
+                <w:szCs w:val="28"/>
+                <w:lang w:val="ru-RU"/>
+              </w:rPr>
+              <w:t>Изменяемый параметр</w:t>
+            </w:r>
+          </w:p>
+        </w:tc>
+        <w:tc>
+          <w:tcPr>
+            <w:tcW w:w="1120" w:type="dxa"/>
+            <w:tcBorders>
+              <w:top w:val="single" w:color="000000" w:sz="2" w:space="0"/>
+              <w:left w:val="single" w:color="000000" w:sz="2" w:space="0"/>
+              <w:bottom w:val="single" w:color="000000" w:sz="2" w:space="0"/>
+              <w:right w:val="single" w:color="000000" w:sz="2" w:space="0"/>
+            </w:tcBorders>
+            <w:shd w:val="clear" w:color="auto" w:fill="auto"/>
+            <w:vAlign w:val="center"/>
+          </w:tcPr>
+          <w:p>
+            <w:pPr>
+              <w:pStyle w:val="17"/>
+              <w:bidi w:val="0"/>
+              <w:jc w:val="center"/>
+              <w:rPr>
+                <w:rFonts w:hint="default" w:ascii="Times New Roman" w:hAnsi="Times New Roman" w:cs="Times New Roman"/>
+                <w:sz w:val="28"/>
+                <w:szCs w:val="28"/>
+                <w:lang w:val="ru-RU"/>
+              </w:rPr>
+            </w:pPr>
+            <w:r>
+              <w:rPr>
+                <w:rFonts w:hint="default" w:cs="Times New Roman"/>
+                <w:sz w:val="28"/>
+                <w:szCs w:val="28"/>
+                <w:lang w:val="ru-RU"/>
+              </w:rPr>
+              <w:t>значение</w:t>
             </w:r>
           </w:p>
         </w:tc>
@@ -6280,6 +6326,40 @@
                 <w:sz w:val="28"/>
                 <w:szCs w:val="28"/>
               </w:rPr>
+              <w:t>c₁</w:t>
+            </w:r>
+          </w:p>
+        </w:tc>
+        <w:tc>
+          <w:tcPr>
+            <w:tcW w:w="1120" w:type="dxa"/>
+            <w:tcBorders>
+              <w:top w:val="single" w:color="000000" w:sz="2" w:space="0"/>
+              <w:left w:val="single" w:color="000000" w:sz="2" w:space="0"/>
+              <w:bottom w:val="single" w:color="000000" w:sz="2" w:space="0"/>
+              <w:right w:val="single" w:color="000000" w:sz="2" w:space="0"/>
+            </w:tcBorders>
+            <w:shd w:val="clear" w:color="auto" w:fill="FFFFFF"/>
+            <w:vAlign w:val="center"/>
+          </w:tcPr>
+          <w:p>
+            <w:pPr>
+              <w:pStyle w:val="17"/>
+              <w:bidi w:val="0"/>
+              <w:jc w:val="center"/>
+              <w:rPr>
+                <w:rFonts w:hint="default" w:ascii="Times New Roman" w:hAnsi="Times New Roman" w:cs="Times New Roman"/>
+                <w:sz w:val="28"/>
+                <w:szCs w:val="28"/>
+                <w:lang w:val="ru-RU"/>
+              </w:rPr>
+            </w:pPr>
+            <w:r>
+              <w:rPr>
+                <w:rFonts w:hint="default" w:ascii="Times New Roman" w:hAnsi="Times New Roman" w:cs="Times New Roman"/>
+                <w:sz w:val="28"/>
+                <w:szCs w:val="28"/>
+              </w:rPr>
               <w:t>2</w:t>
             </w:r>
           </w:p>
@@ -6500,6 +6580,41 @@
                 <w:sz w:val="28"/>
                 <w:szCs w:val="28"/>
               </w:rPr>
+              <w:t>c₁</w:t>
+            </w:r>
+          </w:p>
+        </w:tc>
+        <w:tc>
+          <w:tcPr>
+            <w:tcW w:w="1120" w:type="dxa"/>
+            <w:tcBorders>
+              <w:top w:val="single" w:color="000000" w:sz="2" w:space="0"/>
+              <w:left w:val="single" w:color="000000" w:sz="2" w:space="0"/>
+              <w:bottom w:val="single" w:color="000000" w:sz="2" w:space="0"/>
+              <w:right w:val="single" w:color="000000" w:sz="2" w:space="0"/>
+            </w:tcBorders>
+            <w:shd w:val="clear" w:color="auto" w:fill="FFFFFF"/>
+            <w:vAlign w:val="center"/>
+          </w:tcPr>
+          <w:p>
+            <w:pPr>
+              <w:pStyle w:val="17"/>
+              <w:bidi w:val="0"/>
+              <w:jc w:val="center"/>
+              <w:rPr>
+                <w:rFonts w:hint="default" w:ascii="Times New Roman" w:hAnsi="Times New Roman" w:cs="Times New Roman"/>
+                <w:sz w:val="28"/>
+                <w:szCs w:val="28"/>
+                <w:lang w:val="ru-RU"/>
+              </w:rPr>
+            </w:pPr>
+            <w:r>
+              <w:rPr>
+                <w:rFonts w:hint="default" w:cs="Times New Roman"/>
+                <w:sz w:val="28"/>
+                <w:szCs w:val="28"/>
+                <w:lang w:val="ru-RU"/>
+              </w:rPr>
               <w:t>3</w:t>
             </w:r>
           </w:p>
@@ -6722,6 +6837,41 @@
                 <w:sz w:val="28"/>
                 <w:szCs w:val="28"/>
               </w:rPr>
+              <w:t>c₁</w:t>
+            </w:r>
+          </w:p>
+        </w:tc>
+        <w:tc>
+          <w:tcPr>
+            <w:tcW w:w="1120" w:type="dxa"/>
+            <w:tcBorders>
+              <w:top w:val="single" w:color="000000" w:sz="2" w:space="0"/>
+              <w:left w:val="single" w:color="000000" w:sz="2" w:space="0"/>
+              <w:bottom w:val="single" w:color="000000" w:sz="2" w:space="0"/>
+              <w:right w:val="single" w:color="000000" w:sz="2" w:space="0"/>
+            </w:tcBorders>
+            <w:shd w:val="clear" w:color="auto" w:fill="FFFFFF"/>
+            <w:vAlign w:val="center"/>
+          </w:tcPr>
+          <w:p>
+            <w:pPr>
+              <w:pStyle w:val="17"/>
+              <w:bidi w:val="0"/>
+              <w:jc w:val="center"/>
+              <w:rPr>
+                <w:rFonts w:hint="default" w:ascii="Times New Roman" w:hAnsi="Times New Roman" w:cs="Times New Roman"/>
+                <w:sz w:val="28"/>
+                <w:szCs w:val="28"/>
+                <w:lang w:val="ru-RU"/>
+              </w:rPr>
+            </w:pPr>
+            <w:r>
+              <w:rPr>
+                <w:rFonts w:hint="default" w:cs="Times New Roman"/>
+                <w:sz w:val="28"/>
+                <w:szCs w:val="28"/>
+                <w:lang w:val="ru-RU"/>
+              </w:rPr>
               <w:t>4</w:t>
             </w:r>
           </w:p>
@@ -6942,6 +7092,41 @@
                 <w:sz w:val="28"/>
                 <w:szCs w:val="28"/>
               </w:rPr>
+              <w:t>c₁</w:t>
+            </w:r>
+          </w:p>
+        </w:tc>
+        <w:tc>
+          <w:tcPr>
+            <w:tcW w:w="1120" w:type="dxa"/>
+            <w:tcBorders>
+              <w:top w:val="single" w:color="000000" w:sz="2" w:space="0"/>
+              <w:left w:val="single" w:color="000000" w:sz="2" w:space="0"/>
+              <w:bottom w:val="single" w:color="000000" w:sz="2" w:space="0"/>
+              <w:right w:val="single" w:color="000000" w:sz="2" w:space="0"/>
+            </w:tcBorders>
+            <w:shd w:val="clear" w:color="auto" w:fill="FFFFFF"/>
+            <w:vAlign w:val="center"/>
+          </w:tcPr>
+          <w:p>
+            <w:pPr>
+              <w:pStyle w:val="17"/>
+              <w:bidi w:val="0"/>
+              <w:jc w:val="center"/>
+              <w:rPr>
+                <w:rFonts w:hint="default" w:ascii="Times New Roman" w:hAnsi="Times New Roman" w:cs="Times New Roman"/>
+                <w:sz w:val="28"/>
+                <w:szCs w:val="28"/>
+                <w:lang w:val="ru-RU"/>
+              </w:rPr>
+            </w:pPr>
+            <w:r>
+              <w:rPr>
+                <w:rFonts w:hint="default" w:cs="Times New Roman"/>
+                <w:sz w:val="28"/>
+                <w:szCs w:val="28"/>
+                <w:lang w:val="ru-RU"/>
+              </w:rPr>
               <w:t>5</w:t>
             </w:r>
           </w:p>
@@ -7162,6 +7347,41 @@
                 <w:sz w:val="28"/>
                 <w:szCs w:val="28"/>
               </w:rPr>
+              <w:t>c₁</w:t>
+            </w:r>
+          </w:p>
+        </w:tc>
+        <w:tc>
+          <w:tcPr>
+            <w:tcW w:w="1120" w:type="dxa"/>
+            <w:tcBorders>
+              <w:top w:val="single" w:color="000000" w:sz="2" w:space="0"/>
+              <w:left w:val="single" w:color="000000" w:sz="2" w:space="0"/>
+              <w:bottom w:val="single" w:color="000000" w:sz="2" w:space="0"/>
+              <w:right w:val="single" w:color="000000" w:sz="2" w:space="0"/>
+            </w:tcBorders>
+            <w:shd w:val="clear" w:color="auto" w:fill="FFFFFF"/>
+            <w:vAlign w:val="center"/>
+          </w:tcPr>
+          <w:p>
+            <w:pPr>
+              <w:pStyle w:val="17"/>
+              <w:bidi w:val="0"/>
+              <w:jc w:val="center"/>
+              <w:rPr>
+                <w:rFonts w:hint="default" w:ascii="Times New Roman" w:hAnsi="Times New Roman" w:cs="Times New Roman"/>
+                <w:sz w:val="28"/>
+                <w:szCs w:val="28"/>
+                <w:lang w:val="ru-RU"/>
+              </w:rPr>
+            </w:pPr>
+            <w:r>
+              <w:rPr>
+                <w:rFonts w:hint="default" w:cs="Times New Roman"/>
+                <w:sz w:val="28"/>
+                <w:szCs w:val="28"/>
+                <w:lang w:val="ru-RU"/>
+              </w:rPr>
               <w:t>6</w:t>
             </w:r>
           </w:p>
@@ -7414,7 +7634,8 @@
     </w:p>
     <w:tbl>
       <w:tblPr>
-        <w:tblW w:w="0" w:type="dxa"/>
+        <w:tblStyle w:val="9"/>
+        <w:tblW w:w="8440" w:type="dxa"/>
         <w:jc w:val="center"/>
         <w:tblBorders>
           <w:top w:val="single" w:color="auto" w:sz="2" w:space="0"/>
@@ -7434,12 +7655,13 @@
         </w:tblCellMar>
       </w:tblPr>
       <w:tblGrid>
-        <w:gridCol w:w="840"/>
-        <w:gridCol w:w="1120"/>
-        <w:gridCol w:w="1120"/>
-        <w:gridCol w:w="1120"/>
-        <w:gridCol w:w="1700"/>
-        <w:gridCol w:w="1700"/>
+        <w:gridCol w:w="1109"/>
+        <w:gridCol w:w="1080"/>
+        <w:gridCol w:w="1039"/>
+        <w:gridCol w:w="1040"/>
+        <w:gridCol w:w="1054"/>
+        <w:gridCol w:w="1559"/>
+        <w:gridCol w:w="1559"/>
       </w:tblGrid>
       <w:tr>
         <w:tblPrEx>
@@ -7451,6 +7673,7 @@
             <w:insideH w:val="none" w:color="auto" w:sz="0" w:space="0"/>
             <w:insideV w:val="none" w:color="auto" w:sz="0" w:space="0"/>
           </w:tblBorders>
+          <w:shd w:val="clear" w:color="auto" w:fill="FFFFFF"/>
           <w:tblCellMar>
             <w:top w:w="0" w:type="dxa"/>
             <w:left w:w="0" w:type="dxa"/>
@@ -7477,20 +7700,60 @@
             <w:pPr>
               <w:pStyle w:val="17"/>
               <w:bidi w:val="0"/>
-              <w:jc w:val="center"/>
-              <w:rPr>
-                <w:rFonts w:hint="default" w:ascii="Times New Roman" w:hAnsi="Times New Roman" w:cs="Times New Roman"/>
-                <w:sz w:val="28"/>
-                <w:szCs w:val="28"/>
-              </w:rPr>
-            </w:pPr>
-            <w:r>
-              <w:rPr>
-                <w:rFonts w:hint="default" w:ascii="Times New Roman" w:hAnsi="Times New Roman" w:cs="Times New Roman"/>
-                <w:sz w:val="28"/>
-                <w:szCs w:val="28"/>
-              </w:rPr>
-              <w:t>b₁</w:t>
+              <w:ind w:left="0" w:leftChars="0" w:right="0" w:rightChars="0"/>
+              <w:jc w:val="center"/>
+              <w:rPr>
+                <w:rFonts w:hint="default" w:ascii="Times New Roman" w:hAnsi="Times New Roman" w:eastAsia="SimSun" w:cs="Times New Roman"/>
+                <w:kern w:val="0"/>
+                <w:sz w:val="28"/>
+                <w:szCs w:val="28"/>
+                <w:lang w:val="ru-RU" w:eastAsia="zh-CN" w:bidi="ar"/>
+              </w:rPr>
+            </w:pPr>
+            <w:r>
+              <w:rPr>
+                <w:rFonts w:hint="default" w:cs="Times New Roman"/>
+                <w:kern w:val="0"/>
+                <w:sz w:val="28"/>
+                <w:szCs w:val="28"/>
+                <w:lang w:val="ru-RU" w:eastAsia="zh-CN" w:bidi="ar"/>
+              </w:rPr>
+              <w:t>Изменяемый параметр</w:t>
+            </w:r>
+          </w:p>
+        </w:tc>
+        <w:tc>
+          <w:tcPr>
+            <w:tcW w:w="840" w:type="dxa"/>
+            <w:tcBorders>
+              <w:top w:val="single" w:color="000000" w:sz="2" w:space="0"/>
+              <w:left w:val="single" w:color="000000" w:sz="2" w:space="0"/>
+              <w:bottom w:val="single" w:color="000000" w:sz="2" w:space="0"/>
+              <w:right w:val="single" w:color="000000" w:sz="2" w:space="0"/>
+            </w:tcBorders>
+            <w:shd w:val="clear" w:color="auto" w:fill="auto"/>
+            <w:vAlign w:val="center"/>
+          </w:tcPr>
+          <w:p>
+            <w:pPr>
+              <w:pStyle w:val="17"/>
+              <w:bidi w:val="0"/>
+              <w:jc w:val="center"/>
+              <w:rPr>
+                <w:rFonts w:hint="default" w:ascii="Times New Roman" w:hAnsi="Times New Roman" w:cs="Times New Roman"/>
+                <w:sz w:val="28"/>
+                <w:szCs w:val="28"/>
+                <w:lang w:val="ru-RU"/>
+              </w:rPr>
+            </w:pPr>
+            <w:r>
+              <w:rPr>
+                <w:rFonts w:hint="default" w:cs="Times New Roman"/>
+                <w:sz w:val="28"/>
+                <w:szCs w:val="28"/>
+                <w:lang w:val="ru-RU"/>
+              </w:rPr>
+              <w:t>значение</w:t>
             </w:r>
           </w:p>
         </w:tc>
@@ -7697,6 +7960,42 @@
             <w:pPr>
               <w:pStyle w:val="17"/>
               <w:bidi w:val="0"/>
+              <w:ind w:left="0" w:leftChars="0" w:right="0" w:rightChars="0"/>
+              <w:jc w:val="center"/>
+              <w:rPr>
+                <w:rFonts w:hint="default" w:ascii="Times New Roman" w:hAnsi="Times New Roman" w:eastAsia="SimSun" w:cs="Times New Roman"/>
+                <w:kern w:val="0"/>
+                <w:sz w:val="28"/>
+                <w:szCs w:val="28"/>
+                <w:lang w:val="en-US" w:eastAsia="zh-CN" w:bidi="ar"/>
+              </w:rPr>
+            </w:pPr>
+            <w:r>
+              <w:rPr>
+                <w:rFonts w:hint="default" w:ascii="Times New Roman" w:hAnsi="Times New Roman" w:cs="Times New Roman"/>
+                <w:sz w:val="28"/>
+                <w:szCs w:val="28"/>
+              </w:rPr>
+              <w:t>b₁</w:t>
+            </w:r>
+          </w:p>
+        </w:tc>
+        <w:tc>
+          <w:tcPr>
+            <w:tcW w:w="840" w:type="dxa"/>
+            <w:tcBorders>
+              <w:top w:val="single" w:color="000000" w:sz="2" w:space="0"/>
+              <w:left w:val="single" w:color="000000" w:sz="2" w:space="0"/>
+              <w:bottom w:val="single" w:color="000000" w:sz="2" w:space="0"/>
+              <w:right w:val="single" w:color="000000" w:sz="2" w:space="0"/>
+            </w:tcBorders>
+            <w:shd w:val="clear" w:color="auto" w:fill="FFFFFF"/>
+            <w:vAlign w:val="center"/>
+          </w:tcPr>
+          <w:p>
+            <w:pPr>
+              <w:pStyle w:val="17"/>
+              <w:bidi w:val="0"/>
               <w:jc w:val="center"/>
               <w:rPr>
                 <w:rFonts w:hint="default" w:ascii="Times New Roman" w:hAnsi="Times New Roman" w:cs="Times New Roman"/>
@@ -7917,6 +8216,42 @@
             <w:pPr>
               <w:pStyle w:val="17"/>
               <w:bidi w:val="0"/>
+              <w:ind w:left="0" w:leftChars="0" w:right="0" w:rightChars="0"/>
+              <w:jc w:val="center"/>
+              <w:rPr>
+                <w:rFonts w:hint="default" w:ascii="Times New Roman" w:hAnsi="Times New Roman" w:eastAsia="SimSun" w:cs="Times New Roman"/>
+                <w:kern w:val="0"/>
+                <w:sz w:val="28"/>
+                <w:szCs w:val="28"/>
+                <w:lang w:val="en-US" w:eastAsia="zh-CN" w:bidi="ar"/>
+              </w:rPr>
+            </w:pPr>
+            <w:r>
+              <w:rPr>
+                <w:rFonts w:hint="default" w:ascii="Times New Roman" w:hAnsi="Times New Roman" w:cs="Times New Roman"/>
+                <w:sz w:val="28"/>
+                <w:szCs w:val="28"/>
+              </w:rPr>
+              <w:t>b₁</w:t>
+            </w:r>
+          </w:p>
+        </w:tc>
+        <w:tc>
+          <w:tcPr>
+            <w:tcW w:w="840" w:type="dxa"/>
+            <w:tcBorders>
+              <w:top w:val="single" w:color="000000" w:sz="2" w:space="0"/>
+              <w:left w:val="single" w:color="000000" w:sz="2" w:space="0"/>
+              <w:bottom w:val="single" w:color="000000" w:sz="2" w:space="0"/>
+              <w:right w:val="single" w:color="000000" w:sz="2" w:space="0"/>
+            </w:tcBorders>
+            <w:shd w:val="clear" w:color="auto" w:fill="FFFFFF"/>
+            <w:vAlign w:val="center"/>
+          </w:tcPr>
+          <w:p>
+            <w:pPr>
+              <w:pStyle w:val="17"/>
+              <w:bidi w:val="0"/>
               <w:jc w:val="center"/>
               <w:rPr>
                 <w:rFonts w:hint="default" w:ascii="Times New Roman" w:hAnsi="Times New Roman" w:cs="Times New Roman"/>
@@ -8137,6 +8472,42 @@
             <w:pPr>
               <w:pStyle w:val="17"/>
               <w:bidi w:val="0"/>
+              <w:ind w:left="0" w:leftChars="0" w:right="0" w:rightChars="0"/>
+              <w:jc w:val="center"/>
+              <w:rPr>
+                <w:rFonts w:hint="default" w:ascii="Times New Roman" w:hAnsi="Times New Roman" w:eastAsia="SimSun" w:cs="Times New Roman"/>
+                <w:kern w:val="0"/>
+                <w:sz w:val="28"/>
+                <w:szCs w:val="28"/>
+                <w:lang w:val="en-US" w:eastAsia="zh-CN" w:bidi="ar"/>
+              </w:rPr>
+            </w:pPr>
+            <w:r>
+              <w:rPr>
+                <w:rFonts w:hint="default" w:ascii="Times New Roman" w:hAnsi="Times New Roman" w:cs="Times New Roman"/>
+                <w:sz w:val="28"/>
+                <w:szCs w:val="28"/>
+              </w:rPr>
+              <w:t>b₁</w:t>
+            </w:r>
+          </w:p>
+        </w:tc>
+        <w:tc>
+          <w:tcPr>
+            <w:tcW w:w="840" w:type="dxa"/>
+            <w:tcBorders>
+              <w:top w:val="single" w:color="000000" w:sz="2" w:space="0"/>
+              <w:left w:val="single" w:color="000000" w:sz="2" w:space="0"/>
+              <w:bottom w:val="single" w:color="000000" w:sz="2" w:space="0"/>
+              <w:right w:val="single" w:color="000000" w:sz="2" w:space="0"/>
+            </w:tcBorders>
+            <w:shd w:val="clear" w:color="auto" w:fill="FFFFFF"/>
+            <w:vAlign w:val="center"/>
+          </w:tcPr>
+          <w:p>
+            <w:pPr>
+              <w:pStyle w:val="17"/>
+              <w:bidi w:val="0"/>
               <w:jc w:val="center"/>
               <w:rPr>
                 <w:rFonts w:hint="default" w:ascii="Times New Roman" w:hAnsi="Times New Roman" w:cs="Times New Roman"/>
@@ -8357,6 +8728,42 @@
             <w:pPr>
               <w:pStyle w:val="17"/>
               <w:bidi w:val="0"/>
+              <w:ind w:left="0" w:leftChars="0" w:right="0" w:rightChars="0"/>
+              <w:jc w:val="center"/>
+              <w:rPr>
+                <w:rFonts w:hint="default" w:ascii="Times New Roman" w:hAnsi="Times New Roman" w:eastAsia="SimSun" w:cs="Times New Roman"/>
+                <w:kern w:val="0"/>
+                <w:sz w:val="28"/>
+                <w:szCs w:val="28"/>
+                <w:lang w:val="en-US" w:eastAsia="zh-CN" w:bidi="ar"/>
+              </w:rPr>
+            </w:pPr>
+            <w:r>
+              <w:rPr>
+                <w:rFonts w:hint="default" w:ascii="Times New Roman" w:hAnsi="Times New Roman" w:cs="Times New Roman"/>
+                <w:sz w:val="28"/>
+                <w:szCs w:val="28"/>
+              </w:rPr>
+              <w:t>b₁</w:t>
+            </w:r>
+          </w:p>
+        </w:tc>
+        <w:tc>
+          <w:tcPr>
+            <w:tcW w:w="840" w:type="dxa"/>
+            <w:tcBorders>
+              <w:top w:val="single" w:color="000000" w:sz="2" w:space="0"/>
+              <w:left w:val="single" w:color="000000" w:sz="2" w:space="0"/>
+              <w:bottom w:val="single" w:color="000000" w:sz="2" w:space="0"/>
+              <w:right w:val="single" w:color="000000" w:sz="2" w:space="0"/>
+            </w:tcBorders>
+            <w:shd w:val="clear" w:color="auto" w:fill="FFFFFF"/>
+            <w:vAlign w:val="center"/>
+          </w:tcPr>
+          <w:p>
+            <w:pPr>
+              <w:pStyle w:val="17"/>
+              <w:bidi w:val="0"/>
               <w:jc w:val="center"/>
               <w:rPr>
                 <w:rFonts w:hint="default" w:ascii="Times New Roman" w:hAnsi="Times New Roman" w:cs="Times New Roman"/>
@@ -8577,6 +8984,42 @@
             <w:pPr>
               <w:pStyle w:val="17"/>
               <w:bidi w:val="0"/>
+              <w:ind w:left="0" w:leftChars="0" w:right="0" w:rightChars="0"/>
+              <w:jc w:val="center"/>
+              <w:rPr>
+                <w:rFonts w:hint="default" w:ascii="Times New Roman" w:hAnsi="Times New Roman" w:eastAsia="SimSun" w:cs="Times New Roman"/>
+                <w:kern w:val="0"/>
+                <w:sz w:val="28"/>
+                <w:szCs w:val="28"/>
+                <w:lang w:val="en-US" w:eastAsia="zh-CN" w:bidi="ar"/>
+              </w:rPr>
+            </w:pPr>
+            <w:r>
+              <w:rPr>
+                <w:rFonts w:hint="default" w:ascii="Times New Roman" w:hAnsi="Times New Roman" w:cs="Times New Roman"/>
+                <w:sz w:val="28"/>
+                <w:szCs w:val="28"/>
+              </w:rPr>
+              <w:t>b₁</w:t>
+            </w:r>
+          </w:p>
+        </w:tc>
+        <w:tc>
+          <w:tcPr>
+            <w:tcW w:w="840" w:type="dxa"/>
+            <w:tcBorders>
+              <w:top w:val="single" w:color="000000" w:sz="2" w:space="0"/>
+              <w:left w:val="single" w:color="000000" w:sz="2" w:space="0"/>
+              <w:bottom w:val="single" w:color="000000" w:sz="2" w:space="0"/>
+              <w:right w:val="single" w:color="000000" w:sz="2" w:space="0"/>
+            </w:tcBorders>
+            <w:shd w:val="clear" w:color="auto" w:fill="FFFFFF"/>
+            <w:vAlign w:val="center"/>
+          </w:tcPr>
+          <w:p>
+            <w:pPr>
+              <w:pStyle w:val="17"/>
+              <w:bidi w:val="0"/>
               <w:jc w:val="center"/>
               <w:rPr>
                 <w:rFonts w:hint="default" w:ascii="Times New Roman" w:hAnsi="Times New Roman" w:cs="Times New Roman"/>
@@ -8807,7 +9250,8 @@
     </w:p>
     <w:tbl>
       <w:tblPr>
-        <w:tblW w:w="0" w:type="dxa"/>
+        <w:tblStyle w:val="9"/>
+        <w:tblW w:w="8440" w:type="dxa"/>
         <w:jc w:val="center"/>
         <w:tblBorders>
           <w:top w:val="single" w:color="auto" w:sz="2" w:space="0"/>
@@ -8827,12 +9271,13 @@
         </w:tblCellMar>
       </w:tblPr>
       <w:tblGrid>
-        <w:gridCol w:w="840"/>
-        <w:gridCol w:w="1120"/>
-        <w:gridCol w:w="1120"/>
-        <w:gridCol w:w="1120"/>
-        <w:gridCol w:w="1700"/>
-        <w:gridCol w:w="1700"/>
+        <w:gridCol w:w="1109"/>
+        <w:gridCol w:w="1080"/>
+        <w:gridCol w:w="1039"/>
+        <w:gridCol w:w="1040"/>
+        <w:gridCol w:w="1054"/>
+        <w:gridCol w:w="1559"/>
+        <w:gridCol w:w="1559"/>
       </w:tblGrid>
       <w:tr>
         <w:tblPrEx>
@@ -8871,21 +9316,64 @@
             <w:pPr>
               <w:pStyle w:val="17"/>
               <w:bidi w:val="0"/>
-              <w:jc w:val="center"/>
-              <w:rPr>
-                <w:rFonts w:hint="default" w:ascii="Times New Roman" w:hAnsi="Times New Roman" w:cs="Times New Roman"/>
-                <w:sz w:val="28"/>
-                <w:szCs w:val="28"/>
-              </w:rPr>
-            </w:pPr>
-            <w:r>
-              <w:rPr>
-                <w:rFonts w:hint="default" w:ascii="Times New Roman" w:hAnsi="Times New Roman" w:cs="Times New Roman"/>
-                <w:sz w:val="28"/>
-                <w:szCs w:val="28"/>
-              </w:rPr>
-              <w:t>b₂</w:t>
-            </w:r>
+              <w:ind w:left="0" w:leftChars="0" w:right="0" w:rightChars="0"/>
+              <w:jc w:val="center"/>
+              <w:rPr>
+                <w:rFonts w:hint="default" w:ascii="Times New Roman" w:hAnsi="Times New Roman" w:eastAsia="SimSun" w:cs="Times New Roman"/>
+                <w:kern w:val="0"/>
+                <w:sz w:val="28"/>
+                <w:szCs w:val="28"/>
+                <w:lang w:val="ru-RU" w:eastAsia="zh-CN" w:bidi="ar"/>
+              </w:rPr>
+            </w:pPr>
+            <w:r>
+              <w:rPr>
+                <w:rFonts w:hint="default" w:cs="Times New Roman"/>
+                <w:kern w:val="0"/>
+                <w:sz w:val="28"/>
+                <w:szCs w:val="28"/>
+                <w:lang w:val="ru-RU" w:eastAsia="zh-CN" w:bidi="ar"/>
+              </w:rPr>
+              <w:t>Изменяемый параметр</w:t>
+            </w:r>
+          </w:p>
+        </w:tc>
+        <w:tc>
+          <w:tcPr>
+            <w:tcW w:w="840" w:type="dxa"/>
+            <w:tcBorders>
+              <w:top w:val="single" w:color="000000" w:sz="2" w:space="0"/>
+              <w:left w:val="single" w:color="000000" w:sz="2" w:space="0"/>
+              <w:bottom w:val="single" w:color="000000" w:sz="2" w:space="0"/>
+              <w:right w:val="single" w:color="000000" w:sz="2" w:space="0"/>
+            </w:tcBorders>
+            <w:shd w:val="clear" w:color="auto" w:fill="auto"/>
+            <w:vAlign w:val="center"/>
+          </w:tcPr>
+          <w:p>
+            <w:pPr>
+              <w:pStyle w:val="17"/>
+              <w:bidi w:val="0"/>
+              <w:ind w:left="0" w:leftChars="0" w:right="0" w:rightChars="0"/>
+              <w:jc w:val="center"/>
+              <w:rPr>
+                <w:rFonts w:hint="default" w:ascii="Times New Roman" w:hAnsi="Times New Roman" w:cs="Times New Roman"/>
+                <w:sz w:val="28"/>
+                <w:szCs w:val="28"/>
+                <w:lang w:val="ru-RU"/>
+              </w:rPr>
+            </w:pPr>
+            <w:r>
+              <w:rPr>
+                <w:rFonts w:hint="default" w:cs="Times New Roman"/>
+                <w:sz w:val="28"/>
+                <w:szCs w:val="28"/>
+                <w:lang w:val="ru-RU"/>
+              </w:rPr>
+              <w:t>значение</w:t>
+            </w:r>
+            <w:bookmarkStart w:id="0" w:name="_GoBack"/>
+            <w:bookmarkEnd w:id="0"/>
           </w:p>
         </w:tc>
         <w:tc>
@@ -9091,6 +9579,43 @@
             <w:pPr>
               <w:pStyle w:val="17"/>
               <w:bidi w:val="0"/>
+              <w:ind w:left="0" w:leftChars="0" w:right="0" w:rightChars="0"/>
+              <w:jc w:val="center"/>
+              <w:rPr>
+                <w:rFonts w:hint="default" w:ascii="Times New Roman" w:hAnsi="Times New Roman" w:eastAsia="SimSun" w:cs="Times New Roman"/>
+                <w:kern w:val="0"/>
+                <w:sz w:val="28"/>
+                <w:szCs w:val="28"/>
+                <w:lang w:val="en-US" w:eastAsia="zh-CN" w:bidi="ar"/>
+              </w:rPr>
+            </w:pPr>
+            <w:r>
+              <w:rPr>
+                <w:rFonts w:hint="default" w:ascii="Times New Roman" w:hAnsi="Times New Roman" w:cs="Times New Roman"/>
+                <w:sz w:val="28"/>
+                <w:szCs w:val="28"/>
+              </w:rPr>
+              <w:t>b₂</w:t>
+            </w:r>
+          </w:p>
+        </w:tc>
+        <w:tc>
+          <w:tcPr>
+            <w:tcW w:w="840" w:type="dxa"/>
+            <w:tcBorders>
+              <w:top w:val="single" w:color="000000" w:sz="2" w:space="0"/>
+              <w:left w:val="single" w:color="000000" w:sz="2" w:space="0"/>
+              <w:bottom w:val="single" w:color="000000" w:sz="2" w:space="0"/>
+              <w:right w:val="single" w:color="000000" w:sz="2" w:space="0"/>
+            </w:tcBorders>
+            <w:shd w:val="clear" w:color="auto" w:fill="FFFFFF"/>
+            <w:vAlign w:val="center"/>
+          </w:tcPr>
+          <w:p>
+            <w:pPr>
+              <w:pStyle w:val="17"/>
+              <w:bidi w:val="0"/>
+              <w:ind w:left="0" w:leftChars="0" w:right="0" w:rightChars="0"/>
               <w:jc w:val="center"/>
               <w:rPr>
                 <w:rFonts w:hint="default" w:ascii="Times New Roman" w:hAnsi="Times New Roman" w:cs="Times New Roman"/>
@@ -9311,6 +9836,43 @@
             <w:pPr>
               <w:pStyle w:val="17"/>
               <w:bidi w:val="0"/>
+              <w:ind w:left="0" w:leftChars="0" w:right="0" w:rightChars="0"/>
+              <w:jc w:val="center"/>
+              <w:rPr>
+                <w:rFonts w:hint="default" w:ascii="Times New Roman" w:hAnsi="Times New Roman" w:eastAsia="SimSun" w:cs="Times New Roman"/>
+                <w:kern w:val="0"/>
+                <w:sz w:val="28"/>
+                <w:szCs w:val="28"/>
+                <w:lang w:val="en-US" w:eastAsia="zh-CN" w:bidi="ar"/>
+              </w:rPr>
+            </w:pPr>
+            <w:r>
+              <w:rPr>
+                <w:rFonts w:hint="default" w:ascii="Times New Roman" w:hAnsi="Times New Roman" w:cs="Times New Roman"/>
+                <w:sz w:val="28"/>
+                <w:szCs w:val="28"/>
+              </w:rPr>
+              <w:t>b₂</w:t>
+            </w:r>
+          </w:p>
+        </w:tc>
+        <w:tc>
+          <w:tcPr>
+            <w:tcW w:w="840" w:type="dxa"/>
+            <w:tcBorders>
+              <w:top w:val="single" w:color="000000" w:sz="2" w:space="0"/>
+              <w:left w:val="single" w:color="000000" w:sz="2" w:space="0"/>
+              <w:bottom w:val="single" w:color="000000" w:sz="2" w:space="0"/>
+              <w:right w:val="single" w:color="000000" w:sz="2" w:space="0"/>
+            </w:tcBorders>
+            <w:shd w:val="clear" w:color="auto" w:fill="FFFFFF"/>
+            <w:vAlign w:val="center"/>
+          </w:tcPr>
+          <w:p>
+            <w:pPr>
+              <w:pStyle w:val="17"/>
+              <w:bidi w:val="0"/>
+              <w:ind w:left="0" w:leftChars="0" w:right="0" w:rightChars="0"/>
               <w:jc w:val="center"/>
               <w:rPr>
                 <w:rFonts w:hint="default" w:ascii="Times New Roman" w:hAnsi="Times New Roman" w:cs="Times New Roman"/>
@@ -9531,6 +10093,43 @@
             <w:pPr>
               <w:pStyle w:val="17"/>
               <w:bidi w:val="0"/>
+              <w:ind w:left="0" w:leftChars="0" w:right="0" w:rightChars="0"/>
+              <w:jc w:val="center"/>
+              <w:rPr>
+                <w:rFonts w:hint="default" w:ascii="Times New Roman" w:hAnsi="Times New Roman" w:eastAsia="SimSun" w:cs="Times New Roman"/>
+                <w:kern w:val="0"/>
+                <w:sz w:val="28"/>
+                <w:szCs w:val="28"/>
+                <w:lang w:val="en-US" w:eastAsia="zh-CN" w:bidi="ar"/>
+              </w:rPr>
+            </w:pPr>
+            <w:r>
+              <w:rPr>
+                <w:rFonts w:hint="default" w:ascii="Times New Roman" w:hAnsi="Times New Roman" w:cs="Times New Roman"/>
+                <w:sz w:val="28"/>
+                <w:szCs w:val="28"/>
+              </w:rPr>
+              <w:t>b₂</w:t>
+            </w:r>
+          </w:p>
+        </w:tc>
+        <w:tc>
+          <w:tcPr>
+            <w:tcW w:w="840" w:type="dxa"/>
+            <w:tcBorders>
+              <w:top w:val="single" w:color="000000" w:sz="2" w:space="0"/>
+              <w:left w:val="single" w:color="000000" w:sz="2" w:space="0"/>
+              <w:bottom w:val="single" w:color="000000" w:sz="2" w:space="0"/>
+              <w:right w:val="single" w:color="000000" w:sz="2" w:space="0"/>
+            </w:tcBorders>
+            <w:shd w:val="clear" w:color="auto" w:fill="FFFFFF"/>
+            <w:vAlign w:val="center"/>
+          </w:tcPr>
+          <w:p>
+            <w:pPr>
+              <w:pStyle w:val="17"/>
+              <w:bidi w:val="0"/>
+              <w:ind w:left="0" w:leftChars="0" w:right="0" w:rightChars="0"/>
               <w:jc w:val="center"/>
               <w:rPr>
                 <w:rFonts w:hint="default" w:ascii="Times New Roman" w:hAnsi="Times New Roman" w:cs="Times New Roman"/>
@@ -9796,6 +10395,7 @@
     </w:p>
     <w:tbl>
       <w:tblPr>
+        <w:tblStyle w:val="9"/>
         <w:tblW w:w="8480" w:type="dxa"/>
         <w:jc w:val="center"/>
         <w:tblBorders>
@@ -9985,6 +10585,7 @@
             <w:insideH w:val="none" w:color="auto" w:sz="0" w:space="0"/>
             <w:insideV w:val="none" w:color="auto" w:sz="0" w:space="0"/>
           </w:tblBorders>
+          <w:shd w:val="clear" w:color="auto" w:fill="FFFFFF"/>
           <w:tblCellMar>
             <w:top w:w="0" w:type="dxa"/>
             <w:left w:w="0" w:type="dxa"/>
@@ -10124,6 +10725,159 @@
                 <w:szCs w:val="28"/>
               </w:rPr>
               <w:t>Зависит от возможностей инструмента</w:t>
+            </w:r>
+          </w:p>
+        </w:tc>
+      </w:tr>
+      <w:tr>
+        <w:tblPrEx>
+          <w:tblBorders>
+            <w:top w:val="single" w:color="auto" w:sz="2" w:space="0"/>
+            <w:left w:val="single" w:color="auto" w:sz="2" w:space="0"/>
+            <w:bottom w:val="single" w:color="auto" w:sz="2" w:space="0"/>
+            <w:right w:val="single" w:color="auto" w:sz="2" w:space="0"/>
+            <w:insideH w:val="none" w:color="auto" w:sz="0" w:space="0"/>
+            <w:insideV w:val="none" w:color="auto" w:sz="0" w:space="0"/>
+          </w:tblBorders>
+          <w:tblCellMar>
+            <w:top w:w="0" w:type="dxa"/>
+            <w:left w:w="0" w:type="dxa"/>
+            <w:bottom w:w="0" w:type="dxa"/>
+            <w:right w:w="0" w:type="dxa"/>
+          </w:tblCellMar>
+        </w:tblPrEx>
+        <w:trPr>
+          <w:jc w:val="center"/>
+        </w:trPr>
+        <w:tc>
+          <w:tcPr>
+            <w:tcW w:w="1700" w:type="dxa"/>
+            <w:tcBorders>
+              <w:top w:val="single" w:color="000000" w:sz="2" w:space="0"/>
+              <w:left w:val="single" w:color="000000" w:sz="2" w:space="0"/>
+              <w:bottom w:val="single" w:color="000000" w:sz="2" w:space="0"/>
+              <w:right w:val="single" w:color="000000" w:sz="2" w:space="0"/>
+            </w:tcBorders>
+            <w:shd w:val="clear" w:color="auto" w:fill="FFFFFF"/>
+            <w:vAlign w:val="center"/>
+          </w:tcPr>
+          <w:p>
+            <w:pPr>
+              <w:pStyle w:val="17"/>
+              <w:bidi w:val="0"/>
+              <w:jc w:val="center"/>
+              <w:rPr>
+                <w:rFonts w:hint="default" w:ascii="Times New Roman" w:hAnsi="Times New Roman" w:cs="Times New Roman"/>
+                <w:sz w:val="28"/>
+                <w:szCs w:val="28"/>
+              </w:rPr>
+            </w:pPr>
+            <w:r>
+              <w:rPr>
+                <w:rFonts w:hint="default" w:ascii="Times New Roman" w:hAnsi="Times New Roman" w:cs="Times New Roman"/>
+                <w:sz w:val="28"/>
+                <w:szCs w:val="28"/>
+              </w:rPr>
+              <w:t>Трудозатраты</w:t>
+            </w:r>
+          </w:p>
+        </w:tc>
+        <w:tc>
+          <w:tcPr>
+            <w:tcW w:w="2260" w:type="dxa"/>
+            <w:tcBorders>
+              <w:top w:val="single" w:color="000000" w:sz="2" w:space="0"/>
+              <w:left w:val="single" w:color="000000" w:sz="2" w:space="0"/>
+              <w:bottom w:val="single" w:color="000000" w:sz="2" w:space="0"/>
+              <w:right w:val="single" w:color="000000" w:sz="2" w:space="0"/>
+            </w:tcBorders>
+            <w:shd w:val="clear" w:color="auto" w:fill="FFFFFF"/>
+            <w:vAlign w:val="center"/>
+          </w:tcPr>
+          <w:p>
+            <w:pPr>
+              <w:pStyle w:val="17"/>
+              <w:bidi w:val="0"/>
+              <w:jc w:val="center"/>
+              <w:rPr>
+                <w:rFonts w:hint="default" w:ascii="Times New Roman" w:hAnsi="Times New Roman" w:cs="Times New Roman"/>
+                <w:sz w:val="28"/>
+                <w:szCs w:val="28"/>
+              </w:rPr>
+            </w:pPr>
+            <w:r>
+              <w:rPr>
+                <w:rFonts w:hint="default" w:ascii="Times New Roman" w:hAnsi="Times New Roman" w:cs="Times New Roman"/>
+                <w:sz w:val="28"/>
+                <w:szCs w:val="28"/>
+              </w:rPr>
+              <w:t>Небольшие для малых задач</w:t>
+            </w:r>
+          </w:p>
+        </w:tc>
+        <w:tc>
+          <w:tcPr>
+            <w:tcW w:w="2260" w:type="dxa"/>
+            <w:tcBorders>
+              <w:top w:val="single" w:color="000000" w:sz="2" w:space="0"/>
+              <w:left w:val="single" w:color="000000" w:sz="2" w:space="0"/>
+              <w:bottom w:val="single" w:color="000000" w:sz="2" w:space="0"/>
+              <w:right w:val="single" w:color="000000" w:sz="2" w:space="0"/>
+            </w:tcBorders>
+            <w:shd w:val="clear" w:color="auto" w:fill="FFFFFF"/>
+            <w:vAlign w:val="center"/>
+          </w:tcPr>
+          <w:p>
+            <w:pPr>
+              <w:pStyle w:val="17"/>
+              <w:bidi w:val="0"/>
+              <w:jc w:val="center"/>
+              <w:rPr>
+                <w:rFonts w:hint="default" w:ascii="Times New Roman" w:hAnsi="Times New Roman" w:cs="Times New Roman"/>
+                <w:sz w:val="28"/>
+                <w:szCs w:val="28"/>
+              </w:rPr>
+            </w:pPr>
+            <w:r>
+              <w:rPr>
+                <w:rFonts w:hint="default" w:ascii="Times New Roman" w:hAnsi="Times New Roman" w:cs="Times New Roman"/>
+                <w:sz w:val="28"/>
+                <w:szCs w:val="28"/>
+              </w:rPr>
+              <w:t>Средние</w:t>
+            </w:r>
+          </w:p>
+        </w:tc>
+        <w:tc>
+          <w:tcPr>
+            <w:tcW w:w="2260" w:type="dxa"/>
+            <w:tcBorders>
+              <w:top w:val="single" w:color="000000" w:sz="2" w:space="0"/>
+              <w:left w:val="single" w:color="000000" w:sz="2" w:space="0"/>
+              <w:bottom w:val="single" w:color="000000" w:sz="2" w:space="0"/>
+              <w:right w:val="single" w:color="000000" w:sz="2" w:space="0"/>
+            </w:tcBorders>
+            <w:shd w:val="clear" w:color="auto" w:fill="FFFFFF"/>
+            <w:vAlign w:val="center"/>
+          </w:tcPr>
+          <w:p>
+            <w:pPr>
+              <w:pStyle w:val="17"/>
+              <w:bidi w:val="0"/>
+              <w:jc w:val="center"/>
+              <w:rPr>
+                <w:rFonts w:hint="default" w:ascii="Times New Roman" w:hAnsi="Times New Roman" w:cs="Times New Roman"/>
+                <w:sz w:val="28"/>
+                <w:szCs w:val="28"/>
+              </w:rPr>
+            </w:pPr>
+            <w:r>
+              <w:rPr>
+                <w:rFonts w:hint="default" w:ascii="Times New Roman" w:hAnsi="Times New Roman" w:cs="Times New Roman"/>
+                <w:sz w:val="28"/>
+                <w:szCs w:val="28"/>
+              </w:rPr>
+              <w:t>Небольшие после настройки</w:t>
             </w:r>
           </w:p>
         </w:tc>
@@ -10178,7 +10932,7 @@
                 <w:sz w:val="28"/>
                 <w:szCs w:val="28"/>
               </w:rPr>
-              <w:t>Трудозатраты</w:t>
+              <w:t>Точность</w:t>
             </w:r>
           </w:p>
         </w:tc>
@@ -10211,7 +10965,7 @@
                 <w:sz w:val="28"/>
                 <w:szCs w:val="28"/>
               </w:rPr>
-              <w:t>Небольшие для малых задач</w:t>
+              <w:t>Высокая при верном чертеже</w:t>
             </w:r>
           </w:p>
         </w:tc>
@@ -10244,7 +10998,7 @@
                 <w:sz w:val="28"/>
                 <w:szCs w:val="28"/>
               </w:rPr>
-              <w:t>Средние</w:t>
+              <w:t>Высокая</w:t>
             </w:r>
           </w:p>
         </w:tc>
@@ -10277,7 +11031,7 @@
                 <w:sz w:val="28"/>
                 <w:szCs w:val="28"/>
               </w:rPr>
-              <w:t>Небольшие после настройки</w:t>
+              <w:t>Высокая при корректной модели</w:t>
             </w:r>
           </w:p>
         </w:tc>
@@ -10332,7 +11086,7 @@
                 <w:sz w:val="28"/>
                 <w:szCs w:val="28"/>
               </w:rPr>
-              <w:t>Точность</w:t>
+              <w:t>Анализ устойчивости</w:t>
             </w:r>
           </w:p>
         </w:tc>
@@ -10365,7 +11119,7 @@
                 <w:sz w:val="28"/>
                 <w:szCs w:val="28"/>
               </w:rPr>
-              <w:t>Высокая при верном чертеже</w:t>
+              <w:t>Ограниченный</w:t>
             </w:r>
           </w:p>
         </w:tc>
@@ -10398,7 +11152,7 @@
                 <w:sz w:val="28"/>
                 <w:szCs w:val="28"/>
               </w:rPr>
-              <w:t>Высокая</w:t>
+              <w:t>Через двойственные оценки</w:t>
             </w:r>
           </w:p>
         </w:tc>
@@ -10431,7 +11185,160 @@
                 <w:sz w:val="28"/>
                 <w:szCs w:val="28"/>
               </w:rPr>
-              <w:t>Высокая при корректной модели</w:t>
+              <w:t>Встроенный отчёт</w:t>
+            </w:r>
+          </w:p>
+        </w:tc>
+      </w:tr>
+      <w:tr>
+        <w:tblPrEx>
+          <w:tblBorders>
+            <w:top w:val="single" w:color="auto" w:sz="2" w:space="0"/>
+            <w:left w:val="single" w:color="auto" w:sz="2" w:space="0"/>
+            <w:bottom w:val="single" w:color="auto" w:sz="2" w:space="0"/>
+            <w:right w:val="single" w:color="auto" w:sz="2" w:space="0"/>
+            <w:insideH w:val="none" w:color="auto" w:sz="0" w:space="0"/>
+            <w:insideV w:val="none" w:color="auto" w:sz="0" w:space="0"/>
+          </w:tblBorders>
+          <w:tblCellMar>
+            <w:top w:w="0" w:type="dxa"/>
+            <w:left w:w="0" w:type="dxa"/>
+            <w:bottom w:w="0" w:type="dxa"/>
+            <w:right w:w="0" w:type="dxa"/>
+          </w:tblCellMar>
+        </w:tblPrEx>
+        <w:trPr>
+          <w:jc w:val="center"/>
+        </w:trPr>
+        <w:tc>
+          <w:tcPr>
+            <w:tcW w:w="1700" w:type="dxa"/>
+            <w:tcBorders>
+              <w:top w:val="single" w:color="000000" w:sz="2" w:space="0"/>
+              <w:left w:val="single" w:color="000000" w:sz="2" w:space="0"/>
+              <w:bottom w:val="single" w:color="000000" w:sz="2" w:space="0"/>
+              <w:right w:val="single" w:color="000000" w:sz="2" w:space="0"/>
+            </w:tcBorders>
+            <w:shd w:val="clear" w:color="auto" w:fill="FFFFFF"/>
+            <w:vAlign w:val="center"/>
+          </w:tcPr>
+          <w:p>
+            <w:pPr>
+              <w:pStyle w:val="17"/>
+              <w:bidi w:val="0"/>
+              <w:jc w:val="center"/>
+              <w:rPr>
+                <w:rFonts w:hint="default" w:ascii="Times New Roman" w:hAnsi="Times New Roman" w:cs="Times New Roman"/>
+                <w:sz w:val="28"/>
+                <w:szCs w:val="28"/>
+              </w:rPr>
+            </w:pPr>
+            <w:r>
+              <w:rPr>
+                <w:rFonts w:hint="default" w:ascii="Times New Roman" w:hAnsi="Times New Roman" w:cs="Times New Roman"/>
+                <w:sz w:val="28"/>
+                <w:szCs w:val="28"/>
+              </w:rPr>
+              <w:t>Размерность</w:t>
+            </w:r>
+          </w:p>
+        </w:tc>
+        <w:tc>
+          <w:tcPr>
+            <w:tcW w:w="2260" w:type="dxa"/>
+            <w:tcBorders>
+              <w:top w:val="single" w:color="000000" w:sz="2" w:space="0"/>
+              <w:left w:val="single" w:color="000000" w:sz="2" w:space="0"/>
+              <w:bottom w:val="single" w:color="000000" w:sz="2" w:space="0"/>
+              <w:right w:val="single" w:color="000000" w:sz="2" w:space="0"/>
+            </w:tcBorders>
+            <w:shd w:val="clear" w:color="auto" w:fill="FFFFFF"/>
+            <w:vAlign w:val="center"/>
+          </w:tcPr>
+          <w:p>
+            <w:pPr>
+              <w:pStyle w:val="17"/>
+              <w:bidi w:val="0"/>
+              <w:jc w:val="center"/>
+              <w:rPr>
+                <w:rFonts w:hint="default" w:ascii="Times New Roman" w:hAnsi="Times New Roman" w:cs="Times New Roman"/>
+                <w:sz w:val="28"/>
+                <w:szCs w:val="28"/>
+              </w:rPr>
+            </w:pPr>
+            <w:r>
+              <w:rPr>
+                <w:rFonts w:hint="default" w:ascii="Times New Roman" w:hAnsi="Times New Roman" w:cs="Times New Roman"/>
+                <w:sz w:val="28"/>
+                <w:szCs w:val="28"/>
+              </w:rPr>
+              <w:t>Малая</w:t>
+            </w:r>
+          </w:p>
+        </w:tc>
+        <w:tc>
+          <w:tcPr>
+            <w:tcW w:w="2260" w:type="dxa"/>
+            <w:tcBorders>
+              <w:top w:val="single" w:color="000000" w:sz="2" w:space="0"/>
+              <w:left w:val="single" w:color="000000" w:sz="2" w:space="0"/>
+              <w:bottom w:val="single" w:color="000000" w:sz="2" w:space="0"/>
+              <w:right w:val="single" w:color="000000" w:sz="2" w:space="0"/>
+            </w:tcBorders>
+            <w:shd w:val="clear" w:color="auto" w:fill="FFFFFF"/>
+            <w:vAlign w:val="center"/>
+          </w:tcPr>
+          <w:p>
+            <w:pPr>
+              <w:pStyle w:val="17"/>
+              <w:bidi w:val="0"/>
+              <w:jc w:val="center"/>
+              <w:rPr>
+                <w:rFonts w:hint="default" w:ascii="Times New Roman" w:hAnsi="Times New Roman" w:cs="Times New Roman"/>
+                <w:sz w:val="28"/>
+                <w:szCs w:val="28"/>
+              </w:rPr>
+            </w:pPr>
+            <w:r>
+              <w:rPr>
+                <w:rFonts w:hint="default" w:ascii="Times New Roman" w:hAnsi="Times New Roman" w:cs="Times New Roman"/>
+                <w:sz w:val="28"/>
+                <w:szCs w:val="28"/>
+              </w:rPr>
+              <w:t>Любая</w:t>
+            </w:r>
+          </w:p>
+        </w:tc>
+        <w:tc>
+          <w:tcPr>
+            <w:tcW w:w="2260" w:type="dxa"/>
+            <w:tcBorders>
+              <w:top w:val="single" w:color="000000" w:sz="2" w:space="0"/>
+              <w:left w:val="single" w:color="000000" w:sz="2" w:space="0"/>
+              <w:bottom w:val="single" w:color="000000" w:sz="2" w:space="0"/>
+              <w:right w:val="single" w:color="000000" w:sz="2" w:space="0"/>
+            </w:tcBorders>
+            <w:shd w:val="clear" w:color="auto" w:fill="FFFFFF"/>
+            <w:vAlign w:val="center"/>
+          </w:tcPr>
+          <w:p>
+            <w:pPr>
+              <w:pStyle w:val="17"/>
+              <w:bidi w:val="0"/>
+              <w:jc w:val="center"/>
+              <w:rPr>
+                <w:rFonts w:hint="default" w:ascii="Times New Roman" w:hAnsi="Times New Roman" w:cs="Times New Roman"/>
+                <w:sz w:val="28"/>
+                <w:szCs w:val="28"/>
+              </w:rPr>
+            </w:pPr>
+            <w:r>
+              <w:rPr>
+                <w:rFonts w:hint="default" w:ascii="Times New Roman" w:hAnsi="Times New Roman" w:cs="Times New Roman"/>
+                <w:sz w:val="28"/>
+                <w:szCs w:val="28"/>
+              </w:rPr>
+              <w:t>Средняя и большая</w:t>
             </w:r>
           </w:p>
         </w:tc>
@@ -10486,7 +11393,7 @@
                 <w:sz w:val="28"/>
                 <w:szCs w:val="28"/>
               </w:rPr>
-              <w:t>Анализ устойчивости</w:t>
+              <w:t>Обучающая ценность</w:t>
             </w:r>
           </w:p>
         </w:tc>
@@ -10519,7 +11426,7 @@
                 <w:sz w:val="28"/>
                 <w:szCs w:val="28"/>
               </w:rPr>
-              <w:t>Ограниченный</w:t>
+              <w:t>Наглядность</w:t>
             </w:r>
           </w:p>
         </w:tc>
@@ -10552,7 +11459,7 @@
                 <w:sz w:val="28"/>
                 <w:szCs w:val="28"/>
               </w:rPr>
-              <w:t>Через двойственные оценки</w:t>
+              <w:t>Понимание алгоритма</w:t>
             </w:r>
           </w:p>
         </w:tc>
@@ -10585,7 +11492,7 @@
                 <w:sz w:val="28"/>
                 <w:szCs w:val="28"/>
               </w:rPr>
-              <w:t>Встроенный отчёт</w:t>
+              <w:t>Практическое применение</w:t>
             </w:r>
           </w:p>
         </w:tc>
@@ -10639,7 +11546,7 @@
                 <w:sz w:val="28"/>
                 <w:szCs w:val="28"/>
               </w:rPr>
-              <w:t>Размерность</w:t>
+              <w:t>Риск ошибок</w:t>
             </w:r>
           </w:p>
         </w:tc>
@@ -10672,7 +11579,7 @@
                 <w:sz w:val="28"/>
                 <w:szCs w:val="28"/>
               </w:rPr>
-              <w:t>Малая</w:t>
+              <w:t>Построение графика</w:t>
             </w:r>
           </w:p>
         </w:tc>
@@ -10705,7 +11612,7 @@
                 <w:sz w:val="28"/>
                 <w:szCs w:val="28"/>
               </w:rPr>
-              <w:t>Любая</w:t>
+              <w:t>Вычисления</w:t>
             </w:r>
           </w:p>
         </w:tc>
@@ -10738,7 +11645,7 @@
                 <w:sz w:val="28"/>
                 <w:szCs w:val="28"/>
               </w:rPr>
-              <w:t>Средняя и большая</w:t>
+              <w:t>Настройка модели</w:t>
             </w:r>
           </w:p>
         </w:tc>
@@ -10793,314 +11700,6 @@
                 <w:sz w:val="28"/>
                 <w:szCs w:val="28"/>
               </w:rPr>
-              <w:t>Обучающая ценность</w:t>
-            </w:r>
-          </w:p>
-        </w:tc>
-        <w:tc>
-          <w:tcPr>
-            <w:tcW w:w="2260" w:type="dxa"/>
-            <w:tcBorders>
-              <w:top w:val="single" w:color="000000" w:sz="2" w:space="0"/>
-              <w:left w:val="single" w:color="000000" w:sz="2" w:space="0"/>
-              <w:bottom w:val="single" w:color="000000" w:sz="2" w:space="0"/>
-              <w:right w:val="single" w:color="000000" w:sz="2" w:space="0"/>
-            </w:tcBorders>
-            <w:shd w:val="clear" w:color="auto" w:fill="FFFFFF"/>
-            <w:vAlign w:val="center"/>
-          </w:tcPr>
-          <w:p>
-            <w:pPr>
-              <w:pStyle w:val="17"/>
-              <w:bidi w:val="0"/>
-              <w:jc w:val="center"/>
-              <w:rPr>
-                <w:rFonts w:hint="default" w:ascii="Times New Roman" w:hAnsi="Times New Roman" w:cs="Times New Roman"/>
-                <w:sz w:val="28"/>
-                <w:szCs w:val="28"/>
-              </w:rPr>
-            </w:pPr>
-            <w:r>
-              <w:rPr>
-                <w:rFonts w:hint="default" w:ascii="Times New Roman" w:hAnsi="Times New Roman" w:cs="Times New Roman"/>
-                <w:sz w:val="28"/>
-                <w:szCs w:val="28"/>
-              </w:rPr>
-              <w:t>Наглядность</w:t>
-            </w:r>
-          </w:p>
-        </w:tc>
-        <w:tc>
-          <w:tcPr>
-            <w:tcW w:w="2260" w:type="dxa"/>
-            <w:tcBorders>
-              <w:top w:val="single" w:color="000000" w:sz="2" w:space="0"/>
-              <w:left w:val="single" w:color="000000" w:sz="2" w:space="0"/>
-              <w:bottom w:val="single" w:color="000000" w:sz="2" w:space="0"/>
-              <w:right w:val="single" w:color="000000" w:sz="2" w:space="0"/>
-            </w:tcBorders>
-            <w:shd w:val="clear" w:color="auto" w:fill="FFFFFF"/>
-            <w:vAlign w:val="center"/>
-          </w:tcPr>
-          <w:p>
-            <w:pPr>
-              <w:pStyle w:val="17"/>
-              <w:bidi w:val="0"/>
-              <w:jc w:val="center"/>
-              <w:rPr>
-                <w:rFonts w:hint="default" w:ascii="Times New Roman" w:hAnsi="Times New Roman" w:cs="Times New Roman"/>
-                <w:sz w:val="28"/>
-                <w:szCs w:val="28"/>
-              </w:rPr>
-            </w:pPr>
-            <w:r>
-              <w:rPr>
-                <w:rFonts w:hint="default" w:ascii="Times New Roman" w:hAnsi="Times New Roman" w:cs="Times New Roman"/>
-                <w:sz w:val="28"/>
-                <w:szCs w:val="28"/>
-              </w:rPr>
-              <w:t>Понимание алгоритма</w:t>
-            </w:r>
-          </w:p>
-        </w:tc>
-        <w:tc>
-          <w:tcPr>
-            <w:tcW w:w="2260" w:type="dxa"/>
-            <w:tcBorders>
-              <w:top w:val="single" w:color="000000" w:sz="2" w:space="0"/>
-              <w:left w:val="single" w:color="000000" w:sz="2" w:space="0"/>
-              <w:bottom w:val="single" w:color="000000" w:sz="2" w:space="0"/>
-              <w:right w:val="single" w:color="000000" w:sz="2" w:space="0"/>
-            </w:tcBorders>
-            <w:shd w:val="clear" w:color="auto" w:fill="FFFFFF"/>
-            <w:vAlign w:val="center"/>
-          </w:tcPr>
-          <w:p>
-            <w:pPr>
-              <w:pStyle w:val="17"/>
-              <w:bidi w:val="0"/>
-              <w:jc w:val="center"/>
-              <w:rPr>
-                <w:rFonts w:hint="default" w:ascii="Times New Roman" w:hAnsi="Times New Roman" w:cs="Times New Roman"/>
-                <w:sz w:val="28"/>
-                <w:szCs w:val="28"/>
-              </w:rPr>
-            </w:pPr>
-            <w:r>
-              <w:rPr>
-                <w:rFonts w:hint="default" w:ascii="Times New Roman" w:hAnsi="Times New Roman" w:cs="Times New Roman"/>
-                <w:sz w:val="28"/>
-                <w:szCs w:val="28"/>
-              </w:rPr>
-              <w:t>Практическое применение</w:t>
-            </w:r>
-          </w:p>
-        </w:tc>
-      </w:tr>
-      <w:tr>
-        <w:tblPrEx>
-          <w:tblBorders>
-            <w:top w:val="single" w:color="auto" w:sz="2" w:space="0"/>
-            <w:left w:val="single" w:color="auto" w:sz="2" w:space="0"/>
-            <w:bottom w:val="single" w:color="auto" w:sz="2" w:space="0"/>
-            <w:right w:val="single" w:color="auto" w:sz="2" w:space="0"/>
-            <w:insideH w:val="none" w:color="auto" w:sz="0" w:space="0"/>
-            <w:insideV w:val="none" w:color="auto" w:sz="0" w:space="0"/>
-          </w:tblBorders>
-          <w:shd w:val="clear" w:color="auto" w:fill="FFFFFF"/>
-          <w:tblCellMar>
-            <w:top w:w="0" w:type="dxa"/>
-            <w:left w:w="0" w:type="dxa"/>
-            <w:bottom w:w="0" w:type="dxa"/>
-            <w:right w:w="0" w:type="dxa"/>
-          </w:tblCellMar>
-        </w:tblPrEx>
-        <w:trPr>
-          <w:jc w:val="center"/>
-        </w:trPr>
-        <w:tc>
-          <w:tcPr>
-            <w:tcW w:w="1700" w:type="dxa"/>
-            <w:tcBorders>
-              <w:top w:val="single" w:color="000000" w:sz="2" w:space="0"/>
-              <w:left w:val="single" w:color="000000" w:sz="2" w:space="0"/>
-              <w:bottom w:val="single" w:color="000000" w:sz="2" w:space="0"/>
-              <w:right w:val="single" w:color="000000" w:sz="2" w:space="0"/>
-            </w:tcBorders>
-            <w:shd w:val="clear" w:color="auto" w:fill="FFFFFF"/>
-            <w:vAlign w:val="center"/>
-          </w:tcPr>
-          <w:p>
-            <w:pPr>
-              <w:pStyle w:val="17"/>
-              <w:bidi w:val="0"/>
-              <w:jc w:val="center"/>
-              <w:rPr>
-                <w:rFonts w:hint="default" w:ascii="Times New Roman" w:hAnsi="Times New Roman" w:cs="Times New Roman"/>
-                <w:sz w:val="28"/>
-                <w:szCs w:val="28"/>
-              </w:rPr>
-            </w:pPr>
-            <w:r>
-              <w:rPr>
-                <w:rFonts w:hint="default" w:ascii="Times New Roman" w:hAnsi="Times New Roman" w:cs="Times New Roman"/>
-                <w:sz w:val="28"/>
-                <w:szCs w:val="28"/>
-              </w:rPr>
-              <w:t>Риск ошибок</w:t>
-            </w:r>
-          </w:p>
-        </w:tc>
-        <w:tc>
-          <w:tcPr>
-            <w:tcW w:w="2260" w:type="dxa"/>
-            <w:tcBorders>
-              <w:top w:val="single" w:color="000000" w:sz="2" w:space="0"/>
-              <w:left w:val="single" w:color="000000" w:sz="2" w:space="0"/>
-              <w:bottom w:val="single" w:color="000000" w:sz="2" w:space="0"/>
-              <w:right w:val="single" w:color="000000" w:sz="2" w:space="0"/>
-            </w:tcBorders>
-            <w:shd w:val="clear" w:color="auto" w:fill="FFFFFF"/>
-            <w:vAlign w:val="center"/>
-          </w:tcPr>
-          <w:p>
-            <w:pPr>
-              <w:pStyle w:val="17"/>
-              <w:bidi w:val="0"/>
-              <w:jc w:val="center"/>
-              <w:rPr>
-                <w:rFonts w:hint="default" w:ascii="Times New Roman" w:hAnsi="Times New Roman" w:cs="Times New Roman"/>
-                <w:sz w:val="28"/>
-                <w:szCs w:val="28"/>
-              </w:rPr>
-            </w:pPr>
-            <w:r>
-              <w:rPr>
-                <w:rFonts w:hint="default" w:ascii="Times New Roman" w:hAnsi="Times New Roman" w:cs="Times New Roman"/>
-                <w:sz w:val="28"/>
-                <w:szCs w:val="28"/>
-              </w:rPr>
-              <w:t>Построение графика</w:t>
-            </w:r>
-          </w:p>
-        </w:tc>
-        <w:tc>
-          <w:tcPr>
-            <w:tcW w:w="2260" w:type="dxa"/>
-            <w:tcBorders>
-              <w:top w:val="single" w:color="000000" w:sz="2" w:space="0"/>
-              <w:left w:val="single" w:color="000000" w:sz="2" w:space="0"/>
-              <w:bottom w:val="single" w:color="000000" w:sz="2" w:space="0"/>
-              <w:right w:val="single" w:color="000000" w:sz="2" w:space="0"/>
-            </w:tcBorders>
-            <w:shd w:val="clear" w:color="auto" w:fill="FFFFFF"/>
-            <w:vAlign w:val="center"/>
-          </w:tcPr>
-          <w:p>
-            <w:pPr>
-              <w:pStyle w:val="17"/>
-              <w:bidi w:val="0"/>
-              <w:jc w:val="center"/>
-              <w:rPr>
-                <w:rFonts w:hint="default" w:ascii="Times New Roman" w:hAnsi="Times New Roman" w:cs="Times New Roman"/>
-                <w:sz w:val="28"/>
-                <w:szCs w:val="28"/>
-              </w:rPr>
-            </w:pPr>
-            <w:r>
-              <w:rPr>
-                <w:rFonts w:hint="default" w:ascii="Times New Roman" w:hAnsi="Times New Roman" w:cs="Times New Roman"/>
-                <w:sz w:val="28"/>
-                <w:szCs w:val="28"/>
-              </w:rPr>
-              <w:t>Вычисления</w:t>
-            </w:r>
-          </w:p>
-        </w:tc>
-        <w:tc>
-          <w:tcPr>
-            <w:tcW w:w="2260" w:type="dxa"/>
-            <w:tcBorders>
-              <w:top w:val="single" w:color="000000" w:sz="2" w:space="0"/>
-              <w:left w:val="single" w:color="000000" w:sz="2" w:space="0"/>
-              <w:bottom w:val="single" w:color="000000" w:sz="2" w:space="0"/>
-              <w:right w:val="single" w:color="000000" w:sz="2" w:space="0"/>
-            </w:tcBorders>
-            <w:shd w:val="clear" w:color="auto" w:fill="FFFFFF"/>
-            <w:vAlign w:val="center"/>
-          </w:tcPr>
-          <w:p>
-            <w:pPr>
-              <w:pStyle w:val="17"/>
-              <w:bidi w:val="0"/>
-              <w:jc w:val="center"/>
-              <w:rPr>
-                <w:rFonts w:hint="default" w:ascii="Times New Roman" w:hAnsi="Times New Roman" w:cs="Times New Roman"/>
-                <w:sz w:val="28"/>
-                <w:szCs w:val="28"/>
-              </w:rPr>
-            </w:pPr>
-            <w:r>
-              <w:rPr>
-                <w:rFonts w:hint="default" w:ascii="Times New Roman" w:hAnsi="Times New Roman" w:cs="Times New Roman"/>
-                <w:sz w:val="28"/>
-                <w:szCs w:val="28"/>
-              </w:rPr>
-              <w:t>Настройка модели</w:t>
-            </w:r>
-          </w:p>
-        </w:tc>
-      </w:tr>
-      <w:tr>
-        <w:tblPrEx>
-          <w:tblBorders>
-            <w:top w:val="single" w:color="auto" w:sz="2" w:space="0"/>
-            <w:left w:val="single" w:color="auto" w:sz="2" w:space="0"/>
-            <w:bottom w:val="single" w:color="auto" w:sz="2" w:space="0"/>
-            <w:right w:val="single" w:color="auto" w:sz="2" w:space="0"/>
-            <w:insideH w:val="none" w:color="auto" w:sz="0" w:space="0"/>
-            <w:insideV w:val="none" w:color="auto" w:sz="0" w:space="0"/>
-          </w:tblBorders>
-          <w:shd w:val="clear" w:color="auto" w:fill="FFFFFF"/>
-          <w:tblCellMar>
-            <w:top w:w="0" w:type="dxa"/>
-            <w:left w:w="0" w:type="dxa"/>
-            <w:bottom w:w="0" w:type="dxa"/>
-            <w:right w:w="0" w:type="dxa"/>
-          </w:tblCellMar>
-        </w:tblPrEx>
-        <w:trPr>
-          <w:jc w:val="center"/>
-        </w:trPr>
-        <w:tc>
-          <w:tcPr>
-            <w:tcW w:w="1700" w:type="dxa"/>
-            <w:tcBorders>
-              <w:top w:val="single" w:color="000000" w:sz="2" w:space="0"/>
-              <w:left w:val="single" w:color="000000" w:sz="2" w:space="0"/>
-              <w:bottom w:val="single" w:color="000000" w:sz="2" w:space="0"/>
-              <w:right w:val="single" w:color="000000" w:sz="2" w:space="0"/>
-            </w:tcBorders>
-            <w:shd w:val="clear" w:color="auto" w:fill="FFFFFF"/>
-            <w:vAlign w:val="center"/>
-          </w:tcPr>
-          <w:p>
-            <w:pPr>
-              <w:pStyle w:val="17"/>
-              <w:bidi w:val="0"/>
-              <w:jc w:val="center"/>
-              <w:rPr>
-                <w:rFonts w:hint="default" w:ascii="Times New Roman" w:hAnsi="Times New Roman" w:cs="Times New Roman"/>
-                <w:sz w:val="28"/>
-                <w:szCs w:val="28"/>
-              </w:rPr>
-            </w:pPr>
-            <w:r>
-              <w:rPr>
-                <w:rFonts w:hint="default" w:ascii="Times New Roman" w:hAnsi="Times New Roman" w:cs="Times New Roman"/>
-                <w:sz w:val="28"/>
-                <w:szCs w:val="28"/>
-              </w:rPr>
               <w:t>Автоматизация</w:t>
             </w:r>
           </w:p>
@@ -11340,6 +11939,7 @@
     <w:p>
       <w:pPr>
         <w:numPr>
+          <w:ilvl w:val="0"/>
           <w:numId w:val="0"/>
         </w:numPr>
         <w:spacing w:before="0" w:after="0" w:line="360" w:lineRule="auto"/>
@@ -11543,7 +12143,7 @@
     <w:lsdException w:unhideWhenUsed="0" w:uiPriority="0" w:semiHidden="0" w:name="Document Map"/>
     <w:lsdException w:unhideWhenUsed="0" w:uiPriority="0" w:semiHidden="0" w:name="Plain Text"/>
     <w:lsdException w:unhideWhenUsed="0" w:uiPriority="0" w:semiHidden="0" w:name="E-mail Signature"/>
-    <w:lsdException w:unhideWhenUsed="0" w:uiPriority="0" w:semiHidden="0" w:name="Normal (Web)"/>
+    <w:lsdException w:qFormat="1" w:unhideWhenUsed="0" w:uiPriority="0" w:semiHidden="0" w:name="Normal (Web)"/>
     <w:lsdException w:unhideWhenUsed="0" w:uiPriority="0" w:semiHidden="0" w:name="HTML Acronym"/>
     <w:lsdException w:unhideWhenUsed="0" w:uiPriority="0" w:semiHidden="0" w:name="HTML Address"/>
     <w:lsdException w:unhideWhenUsed="0" w:uiPriority="0" w:semiHidden="0" w:name="HTML Cite"/>
@@ -11804,6 +12404,7 @@
   </w:style>
   <w:style w:type="paragraph" w:styleId="17">
     <w:name w:val="Normal (Web)"/>
+    <w:qFormat/>
     <w:uiPriority w:val="0"/>
     <w:pPr>
       <w:spacing w:before="0" w:beforeAutospacing="1" w:after="0" w:afterAutospacing="1"/>
@@ -11811,6 +12412,7 @@
       <w:jc w:val="left"/>
     </w:pPr>
     <w:rPr>
+      <w:rFonts w:ascii="Times New Roman" w:hAnsi="Times New Roman" w:eastAsia="SimSun" w:cs="Times New Roman"/>
       <w:kern w:val="0"/>
       <w:sz w:val="24"/>
       <w:szCs w:val="24"/>
@@ -11832,6 +12434,7 @@
     <w:link w:val="15"/>
     <w:semiHidden/>
     <w:unhideWhenUsed/>
+    <w:qFormat/>
     <w:uiPriority w:val="99"/>
     <w:rPr>
       <w:sz w:val="20"/>

--- a/практическая работа 2/Прибок 14-134п анализ.docx
+++ b/практическая работа 2/Прибок 14-134п анализ.docx
@@ -2314,6 +2314,7 @@
             <w:insideH w:val="none" w:color="auto" w:sz="0" w:space="0"/>
             <w:insideV w:val="none" w:color="auto" w:sz="0" w:space="0"/>
           </w:tblBorders>
+          <w:shd w:val="clear" w:color="auto" w:fill="auto"/>
           <w:tblCellMar>
             <w:top w:w="0" w:type="dxa"/>
             <w:left w:w="0" w:type="dxa"/>
@@ -2741,7 +2742,6 @@
             <w:insideH w:val="none" w:color="auto" w:sz="0" w:space="0"/>
             <w:insideV w:val="none" w:color="auto" w:sz="0" w:space="0"/>
           </w:tblBorders>
-          <w:shd w:val="clear" w:color="auto" w:fill="auto"/>
           <w:tblCellMar>
             <w:top w:w="0" w:type="dxa"/>
             <w:left w:w="0" w:type="dxa"/>
@@ -3169,6 +3169,7 @@
             <w:insideH w:val="none" w:color="auto" w:sz="0" w:space="0"/>
             <w:insideV w:val="none" w:color="auto" w:sz="0" w:space="0"/>
           </w:tblBorders>
+          <w:shd w:val="clear" w:color="auto" w:fill="auto"/>
           <w:tblCellMar>
             <w:top w:w="0" w:type="dxa"/>
             <w:left w:w="0" w:type="dxa"/>
@@ -3511,6 +3512,131 @@
           <w:szCs w:val="28"/>
         </w:rPr>
         <w:t>Проверка ограничений: 4,4 + 2·4,8 = 14; 3·4,4 + 4,8 = 18. Оба ресурса используются полностью.</w:t>
+      </w:r>
+    </w:p>
+    <w:p>
+      <w:pPr>
+        <w:pStyle w:val="17"/>
+        <w:keepNext w:val="0"/>
+        <w:keepLines w:val="0"/>
+        <w:pageBreakBefore w:val="0"/>
+        <w:widowControl/>
+        <w:kinsoku/>
+        <w:wordWrap/>
+        <w:overflowPunct/>
+        <w:topLinePunct w:val="0"/>
+        <w:autoSpaceDE/>
+        <w:autoSpaceDN/>
+        <w:bidi w:val="0"/>
+        <w:adjustRightInd/>
+        <w:snapToGrid/>
+        <w:spacing w:beforeAutospacing="0" w:afterAutospacing="0" w:line="360" w:lineRule="auto"/>
+        <w:ind w:firstLine="420" w:firstLineChars="150"/>
+        <w:jc w:val="both"/>
+        <w:textAlignment w:val="auto"/>
+        <w:rPr>
+          <w:rFonts w:hint="default" w:ascii="Times New Roman" w:hAnsi="Times New Roman" w:cs="Times New Roman"/>
+          <w:sz w:val="28"/>
+          <w:szCs w:val="28"/>
+          <w:lang w:val="en-US"/>
+        </w:rPr>
+      </w:pPr>
+      <w:r>
+        <w:rPr>
+          <w:rFonts w:hint="default" w:ascii="Times New Roman" w:hAnsi="Times New Roman" w:cs="Times New Roman"/>
+          <w:sz w:val="28"/>
+          <w:szCs w:val="28"/>
+          <w:lang w:val="en-US"/>
+        </w:rPr>
+        <w:drawing>
+          <wp:inline distT="0" distB="0" distL="114300" distR="114300">
+            <wp:extent cx="5868035" cy="7159625"/>
+            <wp:effectExtent l="0" t="0" r="18415" b="3175"/>
+            <wp:docPr id="7" name="Изображение 7" descr="photo_2026-10-28_21-51-44"/>
+            <wp:cNvGraphicFramePr>
+              <a:graphicFrameLocks xmlns:a="http://schemas.openxmlformats.org/drawingml/2006/main" noChangeAspect="1"/>
+            </wp:cNvGraphicFramePr>
+            <a:graphic xmlns:a="http://schemas.openxmlformats.org/drawingml/2006/main">
+              <a:graphicData uri="http://schemas.openxmlformats.org/drawingml/2006/picture">
+                <pic:pic xmlns:pic="http://schemas.openxmlformats.org/drawingml/2006/picture">
+                  <pic:nvPicPr>
+                    <pic:cNvPr id="7" name="Изображение 7" descr="photo_2026-10-28_21-51-44"/>
+                    <pic:cNvPicPr>
+                      <a:picLocks noChangeAspect="1"/>
+                    </pic:cNvPicPr>
+                  </pic:nvPicPr>
+                  <pic:blipFill>
+                    <a:blip r:embed="rId5"/>
+                    <a:stretch>
+                      <a:fillRect/>
+                    </a:stretch>
+                  </pic:blipFill>
+                  <pic:spPr>
+                    <a:xfrm>
+                      <a:off x="0" y="0"/>
+                      <a:ext cx="5868035" cy="7159625"/>
+                    </a:xfrm>
+                    <a:prstGeom prst="rect">
+                      <a:avLst/>
+                    </a:prstGeom>
+                  </pic:spPr>
+                </pic:pic>
+              </a:graphicData>
+            </a:graphic>
+          </wp:inline>
+        </w:drawing>
+      </w:r>
+    </w:p>
+    <w:p>
+      <w:pPr>
+        <w:pStyle w:val="14"/>
+        <w:keepNext w:val="0"/>
+        <w:keepLines w:val="0"/>
+        <w:pageBreakBefore w:val="0"/>
+        <w:widowControl/>
+        <w:kinsoku/>
+        <w:wordWrap/>
+        <w:overflowPunct/>
+        <w:topLinePunct w:val="0"/>
+        <w:autoSpaceDE/>
+        <w:autoSpaceDN/>
+        <w:bidi w:val="0"/>
+        <w:adjustRightInd/>
+        <w:snapToGrid/>
+        <w:spacing w:beforeAutospacing="0" w:afterAutospacing="0" w:line="360" w:lineRule="auto"/>
+        <w:ind w:firstLine="300" w:firstLineChars="150"/>
+        <w:jc w:val="both"/>
+        <w:textAlignment w:val="auto"/>
+        <w:rPr>
+          <w:rFonts w:hint="default" w:ascii="Times New Roman" w:hAnsi="Times New Roman" w:cs="Times New Roman"/>
+          <w:sz w:val="28"/>
+          <w:szCs w:val="28"/>
+          <w:lang w:val="ru-RU"/>
+        </w:rPr>
+      </w:pPr>
+      <w:r>
+        <w:t xml:space="preserve">Изображение </w:t>
+      </w:r>
+      <w:r>
+        <w:fldChar w:fldCharType="begin"/>
+      </w:r>
+      <w:r>
+        <w:instrText xml:space="preserve"> SEQ Изображение \* ARABIC </w:instrText>
+      </w:r>
+      <w:r>
+        <w:fldChar w:fldCharType="separate"/>
+      </w:r>
+      <w:r>
+        <w:t>1</w:t>
+      </w:r>
+      <w:r>
+        <w:fldChar w:fldCharType="end"/>
+      </w:r>
+      <w:r>
+        <w:rPr>
+          <w:lang w:val="ru-RU"/>
+        </w:rPr>
+        <w:t xml:space="preserve">. Чертёж ОДР </w:t>
       </w:r>
     </w:p>
     <w:p>
@@ -4858,7 +4984,7 @@
                     </pic:cNvPicPr>
                   </pic:nvPicPr>
                   <pic:blipFill>
-                    <a:blip r:embed="rId5"/>
+                    <a:blip r:embed="rId6"/>
                     <a:stretch>
                       <a:fillRect/>
                     </a:stretch>
@@ -4916,7 +5042,7 @@
         <w:fldChar w:fldCharType="separate"/>
       </w:r>
       <w:r>
-        <w:t>1</w:t>
+        <w:t>2</w:t>
       </w:r>
       <w:r>
         <w:fldChar w:fldCharType="end"/>
@@ -4980,7 +5106,7 @@
                     </pic:cNvPicPr>
                   </pic:nvPicPr>
                   <pic:blipFill>
-                    <a:blip r:embed="rId6"/>
+                    <a:blip r:embed="rId7"/>
                     <a:stretch>
                       <a:fillRect/>
                     </a:stretch>
@@ -5021,7 +5147,7 @@
         <w:fldChar w:fldCharType="separate"/>
       </w:r>
       <w:r>
-        <w:t>2</w:t>
+        <w:t>3</w:t>
       </w:r>
       <w:r>
         <w:fldChar w:fldCharType="end"/>
@@ -5070,7 +5196,7 @@
                     </pic:cNvPicPr>
                   </pic:nvPicPr>
                   <pic:blipFill>
-                    <a:blip r:embed="rId7"/>
+                    <a:blip r:embed="rId8"/>
                     <a:stretch>
                       <a:fillRect/>
                     </a:stretch>
@@ -5111,7 +5237,7 @@
         <w:fldChar w:fldCharType="separate"/>
       </w:r>
       <w:r>
-        <w:t>3</w:t>
+        <w:t>4</w:t>
       </w:r>
       <w:r>
         <w:fldChar w:fldCharType="end"/>
@@ -5758,7 +5884,7 @@
                     </pic:cNvPicPr>
                   </pic:nvPicPr>
                   <pic:blipFill>
-                    <a:blip r:embed="rId8"/>
+                    <a:blip r:embed="rId9"/>
                     <a:stretch>
                       <a:fillRect/>
                     </a:stretch>
@@ -5818,7 +5944,7 @@
         <w:fldChar w:fldCharType="separate"/>
       </w:r>
       <w:r>
-        <w:t>4</w:t>
+        <w:t>5</w:t>
       </w:r>
       <w:r>
         <w:fldChar w:fldCharType="end"/>
@@ -6540,7 +6666,6 @@
             <w:insideH w:val="none" w:color="auto" w:sz="0" w:space="0"/>
             <w:insideV w:val="none" w:color="auto" w:sz="0" w:space="0"/>
           </w:tblBorders>
-          <w:shd w:val="clear" w:color="auto" w:fill="FFFFFF"/>
           <w:tblCellMar>
             <w:top w:w="0" w:type="dxa"/>
             <w:left w:w="0" w:type="dxa"/>
@@ -9372,8 +9497,6 @@
               </w:rPr>
               <w:t>значение</w:t>
             </w:r>
-            <w:bookmarkStart w:id="0" w:name="_GoBack"/>
-            <w:bookmarkEnd w:id="0"/>
           </w:p>
         </w:tc>
         <w:tc>
@@ -10417,9 +10540,9 @@
       </w:tblPr>
       <w:tblGrid>
         <w:gridCol w:w="1840"/>
-        <w:gridCol w:w="2227"/>
-        <w:gridCol w:w="2205"/>
-        <w:gridCol w:w="2208"/>
+        <w:gridCol w:w="2200"/>
+        <w:gridCol w:w="2247"/>
+        <w:gridCol w:w="2193"/>
       </w:tblGrid>
       <w:tr>
         <w:tblPrEx>
@@ -10432,12 +10555,6 @@
             <w:insideV w:val="none" w:color="auto" w:sz="0" w:space="0"/>
           </w:tblBorders>
           <w:shd w:val="clear" w:color="auto" w:fill="FFFFFF"/>
-          <w:tblCellMar>
-            <w:top w:w="0" w:type="dxa"/>
-            <w:left w:w="0" w:type="dxa"/>
-            <w:bottom w:w="0" w:type="dxa"/>
-            <w:right w:w="0" w:type="dxa"/>
-          </w:tblCellMar>
         </w:tblPrEx>
         <w:trPr>
           <w:jc w:val="center"/>
@@ -10716,168 +10833,17 @@
                 <w:rFonts w:hint="default" w:ascii="Times New Roman" w:hAnsi="Times New Roman" w:cs="Times New Roman"/>
                 <w:sz w:val="28"/>
                 <w:szCs w:val="28"/>
-              </w:rPr>
-            </w:pPr>
-            <w:r>
-              <w:rPr>
-                <w:rFonts w:hint="default" w:ascii="Times New Roman" w:hAnsi="Times New Roman" w:cs="Times New Roman"/>
-                <w:sz w:val="28"/>
-                <w:szCs w:val="28"/>
-              </w:rPr>
-              <w:t>Зависит от возможностей инструмента</w:t>
-            </w:r>
-          </w:p>
-        </w:tc>
-      </w:tr>
-      <w:tr>
-        <w:tblPrEx>
-          <w:tblBorders>
-            <w:top w:val="single" w:color="auto" w:sz="2" w:space="0"/>
-            <w:left w:val="single" w:color="auto" w:sz="2" w:space="0"/>
-            <w:bottom w:val="single" w:color="auto" w:sz="2" w:space="0"/>
-            <w:right w:val="single" w:color="auto" w:sz="2" w:space="0"/>
-            <w:insideH w:val="none" w:color="auto" w:sz="0" w:space="0"/>
-            <w:insideV w:val="none" w:color="auto" w:sz="0" w:space="0"/>
-          </w:tblBorders>
-          <w:tblCellMar>
-            <w:top w:w="0" w:type="dxa"/>
-            <w:left w:w="0" w:type="dxa"/>
-            <w:bottom w:w="0" w:type="dxa"/>
-            <w:right w:w="0" w:type="dxa"/>
-          </w:tblCellMar>
-        </w:tblPrEx>
-        <w:trPr>
-          <w:jc w:val="center"/>
-        </w:trPr>
-        <w:tc>
-          <w:tcPr>
-            <w:tcW w:w="1700" w:type="dxa"/>
-            <w:tcBorders>
-              <w:top w:val="single" w:color="000000" w:sz="2" w:space="0"/>
-              <w:left w:val="single" w:color="000000" w:sz="2" w:space="0"/>
-              <w:bottom w:val="single" w:color="000000" w:sz="2" w:space="0"/>
-              <w:right w:val="single" w:color="000000" w:sz="2" w:space="0"/>
-            </w:tcBorders>
-            <w:shd w:val="clear" w:color="auto" w:fill="FFFFFF"/>
-            <w:vAlign w:val="center"/>
-          </w:tcPr>
-          <w:p>
-            <w:pPr>
-              <w:pStyle w:val="17"/>
-              <w:bidi w:val="0"/>
-              <w:jc w:val="center"/>
-              <w:rPr>
-                <w:rFonts w:hint="default" w:ascii="Times New Roman" w:hAnsi="Times New Roman" w:cs="Times New Roman"/>
-                <w:sz w:val="28"/>
-                <w:szCs w:val="28"/>
-              </w:rPr>
-            </w:pPr>
-            <w:r>
-              <w:rPr>
-                <w:rFonts w:hint="default" w:ascii="Times New Roman" w:hAnsi="Times New Roman" w:cs="Times New Roman"/>
-                <w:sz w:val="28"/>
-                <w:szCs w:val="28"/>
-              </w:rPr>
-              <w:t>Трудозатраты</w:t>
-            </w:r>
-          </w:p>
-        </w:tc>
-        <w:tc>
-          <w:tcPr>
-            <w:tcW w:w="2260" w:type="dxa"/>
-            <w:tcBorders>
-              <w:top w:val="single" w:color="000000" w:sz="2" w:space="0"/>
-              <w:left w:val="single" w:color="000000" w:sz="2" w:space="0"/>
-              <w:bottom w:val="single" w:color="000000" w:sz="2" w:space="0"/>
-              <w:right w:val="single" w:color="000000" w:sz="2" w:space="0"/>
-            </w:tcBorders>
-            <w:shd w:val="clear" w:color="auto" w:fill="FFFFFF"/>
-            <w:vAlign w:val="center"/>
-          </w:tcPr>
-          <w:p>
-            <w:pPr>
-              <w:pStyle w:val="17"/>
-              <w:bidi w:val="0"/>
-              <w:jc w:val="center"/>
-              <w:rPr>
-                <w:rFonts w:hint="default" w:ascii="Times New Roman" w:hAnsi="Times New Roman" w:cs="Times New Roman"/>
-                <w:sz w:val="28"/>
-                <w:szCs w:val="28"/>
-              </w:rPr>
-            </w:pPr>
-            <w:r>
-              <w:rPr>
-                <w:rFonts w:hint="default" w:ascii="Times New Roman" w:hAnsi="Times New Roman" w:cs="Times New Roman"/>
-                <w:sz w:val="28"/>
-                <w:szCs w:val="28"/>
-              </w:rPr>
-              <w:t>Небольшие для малых задач</w:t>
-            </w:r>
-          </w:p>
-        </w:tc>
-        <w:tc>
-          <w:tcPr>
-            <w:tcW w:w="2260" w:type="dxa"/>
-            <w:tcBorders>
-              <w:top w:val="single" w:color="000000" w:sz="2" w:space="0"/>
-              <w:left w:val="single" w:color="000000" w:sz="2" w:space="0"/>
-              <w:bottom w:val="single" w:color="000000" w:sz="2" w:space="0"/>
-              <w:right w:val="single" w:color="000000" w:sz="2" w:space="0"/>
-            </w:tcBorders>
-            <w:shd w:val="clear" w:color="auto" w:fill="FFFFFF"/>
-            <w:vAlign w:val="center"/>
-          </w:tcPr>
-          <w:p>
-            <w:pPr>
-              <w:pStyle w:val="17"/>
-              <w:bidi w:val="0"/>
-              <w:jc w:val="center"/>
-              <w:rPr>
-                <w:rFonts w:hint="default" w:ascii="Times New Roman" w:hAnsi="Times New Roman" w:cs="Times New Roman"/>
-                <w:sz w:val="28"/>
-                <w:szCs w:val="28"/>
-              </w:rPr>
-            </w:pPr>
-            <w:r>
-              <w:rPr>
-                <w:rFonts w:hint="default" w:ascii="Times New Roman" w:hAnsi="Times New Roman" w:cs="Times New Roman"/>
-                <w:sz w:val="28"/>
-                <w:szCs w:val="28"/>
-              </w:rPr>
-              <w:t>Средние</w:t>
-            </w:r>
-          </w:p>
-        </w:tc>
-        <w:tc>
-          <w:tcPr>
-            <w:tcW w:w="2260" w:type="dxa"/>
-            <w:tcBorders>
-              <w:top w:val="single" w:color="000000" w:sz="2" w:space="0"/>
-              <w:left w:val="single" w:color="000000" w:sz="2" w:space="0"/>
-              <w:bottom w:val="single" w:color="000000" w:sz="2" w:space="0"/>
-              <w:right w:val="single" w:color="000000" w:sz="2" w:space="0"/>
-            </w:tcBorders>
-            <w:shd w:val="clear" w:color="auto" w:fill="FFFFFF"/>
-            <w:vAlign w:val="center"/>
-          </w:tcPr>
-          <w:p>
-            <w:pPr>
-              <w:pStyle w:val="17"/>
-              <w:bidi w:val="0"/>
-              <w:jc w:val="center"/>
-              <w:rPr>
-                <w:rFonts w:hint="default" w:ascii="Times New Roman" w:hAnsi="Times New Roman" w:cs="Times New Roman"/>
-                <w:sz w:val="28"/>
-                <w:szCs w:val="28"/>
-              </w:rPr>
-            </w:pPr>
-            <w:r>
-              <w:rPr>
-                <w:rFonts w:hint="default" w:ascii="Times New Roman" w:hAnsi="Times New Roman" w:cs="Times New Roman"/>
-                <w:sz w:val="28"/>
-                <w:szCs w:val="28"/>
-              </w:rPr>
-              <w:t>Небольшие после настройки</w:t>
+                <w:lang w:val="ru-RU"/>
+              </w:rPr>
+            </w:pPr>
+            <w:r>
+              <w:rPr>
+                <w:rFonts w:hint="default" w:cs="Times New Roman"/>
+                <w:sz w:val="28"/>
+                <w:szCs w:val="28"/>
+                <w:lang w:val="ru-RU"/>
+              </w:rPr>
+              <w:t xml:space="preserve">Любое </w:t>
             </w:r>
           </w:p>
         </w:tc>
@@ -10932,7 +10898,7 @@
                 <w:sz w:val="28"/>
                 <w:szCs w:val="28"/>
               </w:rPr>
-              <w:t>Точность</w:t>
+              <w:t>Трудозатраты</w:t>
             </w:r>
           </w:p>
         </w:tc>
@@ -10957,15 +10923,17 @@
                 <w:rFonts w:hint="default" w:ascii="Times New Roman" w:hAnsi="Times New Roman" w:cs="Times New Roman"/>
                 <w:sz w:val="28"/>
                 <w:szCs w:val="28"/>
-              </w:rPr>
-            </w:pPr>
-            <w:r>
-              <w:rPr>
-                <w:rFonts w:hint="default" w:ascii="Times New Roman" w:hAnsi="Times New Roman" w:cs="Times New Roman"/>
-                <w:sz w:val="28"/>
-                <w:szCs w:val="28"/>
-              </w:rPr>
-              <w:t>Высокая при верном чертеже</w:t>
+                <w:lang w:val="ru-RU"/>
+              </w:rPr>
+            </w:pPr>
+            <w:r>
+              <w:rPr>
+                <w:rFonts w:hint="default" w:cs="Times New Roman"/>
+                <w:sz w:val="28"/>
+                <w:szCs w:val="28"/>
+                <w:lang w:val="ru-RU"/>
+              </w:rPr>
+              <w:t>10-15 минут</w:t>
             </w:r>
           </w:p>
         </w:tc>
@@ -10990,15 +10958,17 @@
                 <w:rFonts w:hint="default" w:ascii="Times New Roman" w:hAnsi="Times New Roman" w:cs="Times New Roman"/>
                 <w:sz w:val="28"/>
                 <w:szCs w:val="28"/>
-              </w:rPr>
-            </w:pPr>
-            <w:r>
-              <w:rPr>
-                <w:rFonts w:hint="default" w:ascii="Times New Roman" w:hAnsi="Times New Roman" w:cs="Times New Roman"/>
-                <w:sz w:val="28"/>
-                <w:szCs w:val="28"/>
-              </w:rPr>
-              <w:t>Высокая</w:t>
+                <w:lang w:val="ru-RU"/>
+              </w:rPr>
+            </w:pPr>
+            <w:r>
+              <w:rPr>
+                <w:rFonts w:hint="default" w:cs="Times New Roman"/>
+                <w:sz w:val="28"/>
+                <w:szCs w:val="28"/>
+                <w:lang w:val="ru-RU"/>
+              </w:rPr>
+              <w:t>15-20 минут</w:t>
             </w:r>
           </w:p>
         </w:tc>
@@ -11023,15 +10993,17 @@
                 <w:rFonts w:hint="default" w:ascii="Times New Roman" w:hAnsi="Times New Roman" w:cs="Times New Roman"/>
                 <w:sz w:val="28"/>
                 <w:szCs w:val="28"/>
-              </w:rPr>
-            </w:pPr>
-            <w:r>
-              <w:rPr>
-                <w:rFonts w:hint="default" w:ascii="Times New Roman" w:hAnsi="Times New Roman" w:cs="Times New Roman"/>
-                <w:sz w:val="28"/>
-                <w:szCs w:val="28"/>
-              </w:rPr>
-              <w:t>Высокая при корректной модели</w:t>
+                <w:lang w:val="ru-RU"/>
+              </w:rPr>
+            </w:pPr>
+            <w:r>
+              <w:rPr>
+                <w:rFonts w:hint="default" w:cs="Times New Roman"/>
+                <w:sz w:val="28"/>
+                <w:szCs w:val="28"/>
+                <w:lang w:val="ru-RU"/>
+              </w:rPr>
+              <w:t>2-3 минуты</w:t>
             </w:r>
           </w:p>
         </w:tc>
@@ -11086,7 +11058,7 @@
                 <w:sz w:val="28"/>
                 <w:szCs w:val="28"/>
               </w:rPr>
-              <w:t>Анализ устойчивости</w:t>
+              <w:t>Точность</w:t>
             </w:r>
           </w:p>
         </w:tc>
@@ -11119,7 +11091,7 @@
                 <w:sz w:val="28"/>
                 <w:szCs w:val="28"/>
               </w:rPr>
-              <w:t>Ограниченный</w:t>
+              <w:t>Высокая</w:t>
             </w:r>
           </w:p>
         </w:tc>
@@ -11152,7 +11124,7 @@
                 <w:sz w:val="28"/>
                 <w:szCs w:val="28"/>
               </w:rPr>
-              <w:t>Через двойственные оценки</w:t>
+              <w:t>Высокая</w:t>
             </w:r>
           </w:p>
         </w:tc>
@@ -11185,160 +11157,7 @@
                 <w:sz w:val="28"/>
                 <w:szCs w:val="28"/>
               </w:rPr>
-              <w:t>Встроенный отчёт</w:t>
-            </w:r>
-          </w:p>
-        </w:tc>
-      </w:tr>
-      <w:tr>
-        <w:tblPrEx>
-          <w:tblBorders>
-            <w:top w:val="single" w:color="auto" w:sz="2" w:space="0"/>
-            <w:left w:val="single" w:color="auto" w:sz="2" w:space="0"/>
-            <w:bottom w:val="single" w:color="auto" w:sz="2" w:space="0"/>
-            <w:right w:val="single" w:color="auto" w:sz="2" w:space="0"/>
-            <w:insideH w:val="none" w:color="auto" w:sz="0" w:space="0"/>
-            <w:insideV w:val="none" w:color="auto" w:sz="0" w:space="0"/>
-          </w:tblBorders>
-          <w:tblCellMar>
-            <w:top w:w="0" w:type="dxa"/>
-            <w:left w:w="0" w:type="dxa"/>
-            <w:bottom w:w="0" w:type="dxa"/>
-            <w:right w:w="0" w:type="dxa"/>
-          </w:tblCellMar>
-        </w:tblPrEx>
-        <w:trPr>
-          <w:jc w:val="center"/>
-        </w:trPr>
-        <w:tc>
-          <w:tcPr>
-            <w:tcW w:w="1700" w:type="dxa"/>
-            <w:tcBorders>
-              <w:top w:val="single" w:color="000000" w:sz="2" w:space="0"/>
-              <w:left w:val="single" w:color="000000" w:sz="2" w:space="0"/>
-              <w:bottom w:val="single" w:color="000000" w:sz="2" w:space="0"/>
-              <w:right w:val="single" w:color="000000" w:sz="2" w:space="0"/>
-            </w:tcBorders>
-            <w:shd w:val="clear" w:color="auto" w:fill="FFFFFF"/>
-            <w:vAlign w:val="center"/>
-          </w:tcPr>
-          <w:p>
-            <w:pPr>
-              <w:pStyle w:val="17"/>
-              <w:bidi w:val="0"/>
-              <w:jc w:val="center"/>
-              <w:rPr>
-                <w:rFonts w:hint="default" w:ascii="Times New Roman" w:hAnsi="Times New Roman" w:cs="Times New Roman"/>
-                <w:sz w:val="28"/>
-                <w:szCs w:val="28"/>
-              </w:rPr>
-            </w:pPr>
-            <w:r>
-              <w:rPr>
-                <w:rFonts w:hint="default" w:ascii="Times New Roman" w:hAnsi="Times New Roman" w:cs="Times New Roman"/>
-                <w:sz w:val="28"/>
-                <w:szCs w:val="28"/>
-              </w:rPr>
-              <w:t>Размерность</w:t>
-            </w:r>
-          </w:p>
-        </w:tc>
-        <w:tc>
-          <w:tcPr>
-            <w:tcW w:w="2260" w:type="dxa"/>
-            <w:tcBorders>
-              <w:top w:val="single" w:color="000000" w:sz="2" w:space="0"/>
-              <w:left w:val="single" w:color="000000" w:sz="2" w:space="0"/>
-              <w:bottom w:val="single" w:color="000000" w:sz="2" w:space="0"/>
-              <w:right w:val="single" w:color="000000" w:sz="2" w:space="0"/>
-            </w:tcBorders>
-            <w:shd w:val="clear" w:color="auto" w:fill="FFFFFF"/>
-            <w:vAlign w:val="center"/>
-          </w:tcPr>
-          <w:p>
-            <w:pPr>
-              <w:pStyle w:val="17"/>
-              <w:bidi w:val="0"/>
-              <w:jc w:val="center"/>
-              <w:rPr>
-                <w:rFonts w:hint="default" w:ascii="Times New Roman" w:hAnsi="Times New Roman" w:cs="Times New Roman"/>
-                <w:sz w:val="28"/>
-                <w:szCs w:val="28"/>
-              </w:rPr>
-            </w:pPr>
-            <w:r>
-              <w:rPr>
-                <w:rFonts w:hint="default" w:ascii="Times New Roman" w:hAnsi="Times New Roman" w:cs="Times New Roman"/>
-                <w:sz w:val="28"/>
-                <w:szCs w:val="28"/>
-              </w:rPr>
-              <w:t>Малая</w:t>
-            </w:r>
-          </w:p>
-        </w:tc>
-        <w:tc>
-          <w:tcPr>
-            <w:tcW w:w="2260" w:type="dxa"/>
-            <w:tcBorders>
-              <w:top w:val="single" w:color="000000" w:sz="2" w:space="0"/>
-              <w:left w:val="single" w:color="000000" w:sz="2" w:space="0"/>
-              <w:bottom w:val="single" w:color="000000" w:sz="2" w:space="0"/>
-              <w:right w:val="single" w:color="000000" w:sz="2" w:space="0"/>
-            </w:tcBorders>
-            <w:shd w:val="clear" w:color="auto" w:fill="FFFFFF"/>
-            <w:vAlign w:val="center"/>
-          </w:tcPr>
-          <w:p>
-            <w:pPr>
-              <w:pStyle w:val="17"/>
-              <w:bidi w:val="0"/>
-              <w:jc w:val="center"/>
-              <w:rPr>
-                <w:rFonts w:hint="default" w:ascii="Times New Roman" w:hAnsi="Times New Roman" w:cs="Times New Roman"/>
-                <w:sz w:val="28"/>
-                <w:szCs w:val="28"/>
-              </w:rPr>
-            </w:pPr>
-            <w:r>
-              <w:rPr>
-                <w:rFonts w:hint="default" w:ascii="Times New Roman" w:hAnsi="Times New Roman" w:cs="Times New Roman"/>
-                <w:sz w:val="28"/>
-                <w:szCs w:val="28"/>
-              </w:rPr>
-              <w:t>Любая</w:t>
-            </w:r>
-          </w:p>
-        </w:tc>
-        <w:tc>
-          <w:tcPr>
-            <w:tcW w:w="2260" w:type="dxa"/>
-            <w:tcBorders>
-              <w:top w:val="single" w:color="000000" w:sz="2" w:space="0"/>
-              <w:left w:val="single" w:color="000000" w:sz="2" w:space="0"/>
-              <w:bottom w:val="single" w:color="000000" w:sz="2" w:space="0"/>
-              <w:right w:val="single" w:color="000000" w:sz="2" w:space="0"/>
-            </w:tcBorders>
-            <w:shd w:val="clear" w:color="auto" w:fill="FFFFFF"/>
-            <w:vAlign w:val="center"/>
-          </w:tcPr>
-          <w:p>
-            <w:pPr>
-              <w:pStyle w:val="17"/>
-              <w:bidi w:val="0"/>
-              <w:jc w:val="center"/>
-              <w:rPr>
-                <w:rFonts w:hint="default" w:ascii="Times New Roman" w:hAnsi="Times New Roman" w:cs="Times New Roman"/>
-                <w:sz w:val="28"/>
-                <w:szCs w:val="28"/>
-              </w:rPr>
-            </w:pPr>
-            <w:r>
-              <w:rPr>
-                <w:rFonts w:hint="default" w:ascii="Times New Roman" w:hAnsi="Times New Roman" w:cs="Times New Roman"/>
-                <w:sz w:val="28"/>
-                <w:szCs w:val="28"/>
-              </w:rPr>
-              <w:t>Средняя и большая</w:t>
+              <w:t>Высокая</w:t>
             </w:r>
           </w:p>
         </w:tc>
@@ -11393,7 +11212,7 @@
                 <w:sz w:val="28"/>
                 <w:szCs w:val="28"/>
               </w:rPr>
-              <w:t>Обучающая ценность</w:t>
+              <w:t>Анализ устойчивости</w:t>
             </w:r>
           </w:p>
         </w:tc>
@@ -11418,15 +11237,17 @@
                 <w:rFonts w:hint="default" w:ascii="Times New Roman" w:hAnsi="Times New Roman" w:cs="Times New Roman"/>
                 <w:sz w:val="28"/>
                 <w:szCs w:val="28"/>
-              </w:rPr>
-            </w:pPr>
-            <w:r>
-              <w:rPr>
-                <w:rFonts w:hint="default" w:ascii="Times New Roman" w:hAnsi="Times New Roman" w:cs="Times New Roman"/>
-                <w:sz w:val="28"/>
-                <w:szCs w:val="28"/>
-              </w:rPr>
-              <w:t>Наглядность</w:t>
+                <w:lang w:val="ru-RU"/>
+              </w:rPr>
+            </w:pPr>
+            <w:r>
+              <w:rPr>
+                <w:rFonts w:hint="default" w:cs="Times New Roman"/>
+                <w:sz w:val="28"/>
+                <w:szCs w:val="28"/>
+                <w:lang w:val="ru-RU"/>
+              </w:rPr>
+              <w:t xml:space="preserve">Невозможен </w:t>
             </w:r>
           </w:p>
         </w:tc>
@@ -11459,7 +11280,7 @@
                 <w:sz w:val="28"/>
                 <w:szCs w:val="28"/>
               </w:rPr>
-              <w:t>Понимание алгоритма</w:t>
+              <w:t>Через двойственные оценки</w:t>
             </w:r>
           </w:p>
         </w:tc>
@@ -11492,160 +11313,7 @@
                 <w:sz w:val="28"/>
                 <w:szCs w:val="28"/>
               </w:rPr>
-              <w:t>Практическое применение</w:t>
-            </w:r>
-          </w:p>
-        </w:tc>
-      </w:tr>
-      <w:tr>
-        <w:tblPrEx>
-          <w:tblBorders>
-            <w:top w:val="single" w:color="auto" w:sz="2" w:space="0"/>
-            <w:left w:val="single" w:color="auto" w:sz="2" w:space="0"/>
-            <w:bottom w:val="single" w:color="auto" w:sz="2" w:space="0"/>
-            <w:right w:val="single" w:color="auto" w:sz="2" w:space="0"/>
-            <w:insideH w:val="none" w:color="auto" w:sz="0" w:space="0"/>
-            <w:insideV w:val="none" w:color="auto" w:sz="0" w:space="0"/>
-          </w:tblBorders>
-          <w:tblCellMar>
-            <w:top w:w="0" w:type="dxa"/>
-            <w:left w:w="0" w:type="dxa"/>
-            <w:bottom w:w="0" w:type="dxa"/>
-            <w:right w:w="0" w:type="dxa"/>
-          </w:tblCellMar>
-        </w:tblPrEx>
-        <w:trPr>
-          <w:jc w:val="center"/>
-        </w:trPr>
-        <w:tc>
-          <w:tcPr>
-            <w:tcW w:w="1700" w:type="dxa"/>
-            <w:tcBorders>
-              <w:top w:val="single" w:color="000000" w:sz="2" w:space="0"/>
-              <w:left w:val="single" w:color="000000" w:sz="2" w:space="0"/>
-              <w:bottom w:val="single" w:color="000000" w:sz="2" w:space="0"/>
-              <w:right w:val="single" w:color="000000" w:sz="2" w:space="0"/>
-            </w:tcBorders>
-            <w:shd w:val="clear" w:color="auto" w:fill="FFFFFF"/>
-            <w:vAlign w:val="center"/>
-          </w:tcPr>
-          <w:p>
-            <w:pPr>
-              <w:pStyle w:val="17"/>
-              <w:bidi w:val="0"/>
-              <w:jc w:val="center"/>
-              <w:rPr>
-                <w:rFonts w:hint="default" w:ascii="Times New Roman" w:hAnsi="Times New Roman" w:cs="Times New Roman"/>
-                <w:sz w:val="28"/>
-                <w:szCs w:val="28"/>
-              </w:rPr>
-            </w:pPr>
-            <w:r>
-              <w:rPr>
-                <w:rFonts w:hint="default" w:ascii="Times New Roman" w:hAnsi="Times New Roman" w:cs="Times New Roman"/>
-                <w:sz w:val="28"/>
-                <w:szCs w:val="28"/>
-              </w:rPr>
-              <w:t>Риск ошибок</w:t>
-            </w:r>
-          </w:p>
-        </w:tc>
-        <w:tc>
-          <w:tcPr>
-            <w:tcW w:w="2260" w:type="dxa"/>
-            <w:tcBorders>
-              <w:top w:val="single" w:color="000000" w:sz="2" w:space="0"/>
-              <w:left w:val="single" w:color="000000" w:sz="2" w:space="0"/>
-              <w:bottom w:val="single" w:color="000000" w:sz="2" w:space="0"/>
-              <w:right w:val="single" w:color="000000" w:sz="2" w:space="0"/>
-            </w:tcBorders>
-            <w:shd w:val="clear" w:color="auto" w:fill="FFFFFF"/>
-            <w:vAlign w:val="center"/>
-          </w:tcPr>
-          <w:p>
-            <w:pPr>
-              <w:pStyle w:val="17"/>
-              <w:bidi w:val="0"/>
-              <w:jc w:val="center"/>
-              <w:rPr>
-                <w:rFonts w:hint="default" w:ascii="Times New Roman" w:hAnsi="Times New Roman" w:cs="Times New Roman"/>
-                <w:sz w:val="28"/>
-                <w:szCs w:val="28"/>
-              </w:rPr>
-            </w:pPr>
-            <w:r>
-              <w:rPr>
-                <w:rFonts w:hint="default" w:ascii="Times New Roman" w:hAnsi="Times New Roman" w:cs="Times New Roman"/>
-                <w:sz w:val="28"/>
-                <w:szCs w:val="28"/>
-              </w:rPr>
-              <w:t>Построение графика</w:t>
-            </w:r>
-          </w:p>
-        </w:tc>
-        <w:tc>
-          <w:tcPr>
-            <w:tcW w:w="2260" w:type="dxa"/>
-            <w:tcBorders>
-              <w:top w:val="single" w:color="000000" w:sz="2" w:space="0"/>
-              <w:left w:val="single" w:color="000000" w:sz="2" w:space="0"/>
-              <w:bottom w:val="single" w:color="000000" w:sz="2" w:space="0"/>
-              <w:right w:val="single" w:color="000000" w:sz="2" w:space="0"/>
-            </w:tcBorders>
-            <w:shd w:val="clear" w:color="auto" w:fill="FFFFFF"/>
-            <w:vAlign w:val="center"/>
-          </w:tcPr>
-          <w:p>
-            <w:pPr>
-              <w:pStyle w:val="17"/>
-              <w:bidi w:val="0"/>
-              <w:jc w:val="center"/>
-              <w:rPr>
-                <w:rFonts w:hint="default" w:ascii="Times New Roman" w:hAnsi="Times New Roman" w:cs="Times New Roman"/>
-                <w:sz w:val="28"/>
-                <w:szCs w:val="28"/>
-              </w:rPr>
-            </w:pPr>
-            <w:r>
-              <w:rPr>
-                <w:rFonts w:hint="default" w:ascii="Times New Roman" w:hAnsi="Times New Roman" w:cs="Times New Roman"/>
-                <w:sz w:val="28"/>
-                <w:szCs w:val="28"/>
-              </w:rPr>
-              <w:t>Вычисления</w:t>
-            </w:r>
-          </w:p>
-        </w:tc>
-        <w:tc>
-          <w:tcPr>
-            <w:tcW w:w="2260" w:type="dxa"/>
-            <w:tcBorders>
-              <w:top w:val="single" w:color="000000" w:sz="2" w:space="0"/>
-              <w:left w:val="single" w:color="000000" w:sz="2" w:space="0"/>
-              <w:bottom w:val="single" w:color="000000" w:sz="2" w:space="0"/>
-              <w:right w:val="single" w:color="000000" w:sz="2" w:space="0"/>
-            </w:tcBorders>
-            <w:shd w:val="clear" w:color="auto" w:fill="FFFFFF"/>
-            <w:vAlign w:val="center"/>
-          </w:tcPr>
-          <w:p>
-            <w:pPr>
-              <w:pStyle w:val="17"/>
-              <w:bidi w:val="0"/>
-              <w:jc w:val="center"/>
-              <w:rPr>
-                <w:rFonts w:hint="default" w:ascii="Times New Roman" w:hAnsi="Times New Roman" w:cs="Times New Roman"/>
-                <w:sz w:val="28"/>
-                <w:szCs w:val="28"/>
-              </w:rPr>
-            </w:pPr>
-            <w:r>
-              <w:rPr>
-                <w:rFonts w:hint="default" w:ascii="Times New Roman" w:hAnsi="Times New Roman" w:cs="Times New Roman"/>
-                <w:sz w:val="28"/>
-                <w:szCs w:val="28"/>
-              </w:rPr>
-              <w:t>Настройка модели</w:t>
+              <w:t>Встроенный отчёт</w:t>
             </w:r>
           </w:p>
         </w:tc>
@@ -11700,6 +11368,512 @@
                 <w:sz w:val="28"/>
                 <w:szCs w:val="28"/>
               </w:rPr>
+              <w:t>Размерность</w:t>
+            </w:r>
+          </w:p>
+        </w:tc>
+        <w:tc>
+          <w:tcPr>
+            <w:tcW w:w="2260" w:type="dxa"/>
+            <w:tcBorders>
+              <w:top w:val="single" w:color="000000" w:sz="2" w:space="0"/>
+              <w:left w:val="single" w:color="000000" w:sz="2" w:space="0"/>
+              <w:bottom w:val="single" w:color="000000" w:sz="2" w:space="0"/>
+              <w:right w:val="single" w:color="000000" w:sz="2" w:space="0"/>
+            </w:tcBorders>
+            <w:shd w:val="clear" w:color="auto" w:fill="FFFFFF"/>
+            <w:vAlign w:val="center"/>
+          </w:tcPr>
+          <w:p>
+            <w:pPr>
+              <w:pStyle w:val="17"/>
+              <w:bidi w:val="0"/>
+              <w:jc w:val="center"/>
+              <w:rPr>
+                <w:rFonts w:hint="default" w:ascii="Times New Roman" w:hAnsi="Times New Roman" w:cs="Times New Roman"/>
+                <w:sz w:val="28"/>
+                <w:szCs w:val="28"/>
+              </w:rPr>
+            </w:pPr>
+            <w:r>
+              <w:rPr>
+                <w:rFonts w:hint="default" w:ascii="Times New Roman" w:hAnsi="Times New Roman" w:cs="Times New Roman"/>
+                <w:sz w:val="28"/>
+                <w:szCs w:val="28"/>
+              </w:rPr>
+              <w:t>Малая</w:t>
+            </w:r>
+          </w:p>
+        </w:tc>
+        <w:tc>
+          <w:tcPr>
+            <w:tcW w:w="2260" w:type="dxa"/>
+            <w:tcBorders>
+              <w:top w:val="single" w:color="000000" w:sz="2" w:space="0"/>
+              <w:left w:val="single" w:color="000000" w:sz="2" w:space="0"/>
+              <w:bottom w:val="single" w:color="000000" w:sz="2" w:space="0"/>
+              <w:right w:val="single" w:color="000000" w:sz="2" w:space="0"/>
+            </w:tcBorders>
+            <w:shd w:val="clear" w:color="auto" w:fill="FFFFFF"/>
+            <w:vAlign w:val="center"/>
+          </w:tcPr>
+          <w:p>
+            <w:pPr>
+              <w:pStyle w:val="17"/>
+              <w:bidi w:val="0"/>
+              <w:jc w:val="center"/>
+              <w:rPr>
+                <w:rFonts w:hint="default" w:ascii="Times New Roman" w:hAnsi="Times New Roman" w:cs="Times New Roman"/>
+                <w:sz w:val="28"/>
+                <w:szCs w:val="28"/>
+                <w:lang w:val="ru-RU"/>
+              </w:rPr>
+            </w:pPr>
+            <w:r>
+              <w:rPr>
+                <w:rFonts w:hint="default" w:cs="Times New Roman"/>
+                <w:sz w:val="28"/>
+                <w:szCs w:val="28"/>
+                <w:lang w:val="ru-RU"/>
+              </w:rPr>
+              <w:t>Средняя</w:t>
+            </w:r>
+          </w:p>
+        </w:tc>
+        <w:tc>
+          <w:tcPr>
+            <w:tcW w:w="2260" w:type="dxa"/>
+            <w:tcBorders>
+              <w:top w:val="single" w:color="000000" w:sz="2" w:space="0"/>
+              <w:left w:val="single" w:color="000000" w:sz="2" w:space="0"/>
+              <w:bottom w:val="single" w:color="000000" w:sz="2" w:space="0"/>
+              <w:right w:val="single" w:color="000000" w:sz="2" w:space="0"/>
+            </w:tcBorders>
+            <w:shd w:val="clear" w:color="auto" w:fill="FFFFFF"/>
+            <w:vAlign w:val="center"/>
+          </w:tcPr>
+          <w:p>
+            <w:pPr>
+              <w:pStyle w:val="17"/>
+              <w:bidi w:val="0"/>
+              <w:jc w:val="center"/>
+              <w:rPr>
+                <w:rFonts w:hint="default" w:ascii="Times New Roman" w:hAnsi="Times New Roman" w:cs="Times New Roman"/>
+                <w:sz w:val="28"/>
+                <w:szCs w:val="28"/>
+                <w:lang w:val="ru-RU"/>
+              </w:rPr>
+            </w:pPr>
+            <w:r>
+              <w:rPr>
+                <w:rFonts w:hint="default" w:cs="Times New Roman"/>
+                <w:sz w:val="28"/>
+                <w:szCs w:val="28"/>
+                <w:lang w:val="ru-RU"/>
+              </w:rPr>
+              <w:t>Большая</w:t>
+            </w:r>
+            <w:bookmarkStart w:id="0" w:name="_GoBack"/>
+            <w:bookmarkEnd w:id="0"/>
+          </w:p>
+        </w:tc>
+      </w:tr>
+      <w:tr>
+        <w:tblPrEx>
+          <w:tblBorders>
+            <w:top w:val="single" w:color="auto" w:sz="2" w:space="0"/>
+            <w:left w:val="single" w:color="auto" w:sz="2" w:space="0"/>
+            <w:bottom w:val="single" w:color="auto" w:sz="2" w:space="0"/>
+            <w:right w:val="single" w:color="auto" w:sz="2" w:space="0"/>
+            <w:insideH w:val="none" w:color="auto" w:sz="0" w:space="0"/>
+            <w:insideV w:val="none" w:color="auto" w:sz="0" w:space="0"/>
+          </w:tblBorders>
+          <w:shd w:val="clear" w:color="auto" w:fill="FFFFFF"/>
+          <w:tblCellMar>
+            <w:top w:w="0" w:type="dxa"/>
+            <w:left w:w="0" w:type="dxa"/>
+            <w:bottom w:w="0" w:type="dxa"/>
+            <w:right w:w="0" w:type="dxa"/>
+          </w:tblCellMar>
+        </w:tblPrEx>
+        <w:trPr>
+          <w:jc w:val="center"/>
+        </w:trPr>
+        <w:tc>
+          <w:tcPr>
+            <w:tcW w:w="1700" w:type="dxa"/>
+            <w:tcBorders>
+              <w:top w:val="single" w:color="000000" w:sz="2" w:space="0"/>
+              <w:left w:val="single" w:color="000000" w:sz="2" w:space="0"/>
+              <w:bottom w:val="single" w:color="000000" w:sz="2" w:space="0"/>
+              <w:right w:val="single" w:color="000000" w:sz="2" w:space="0"/>
+            </w:tcBorders>
+            <w:shd w:val="clear" w:color="auto" w:fill="FFFFFF"/>
+            <w:vAlign w:val="center"/>
+          </w:tcPr>
+          <w:p>
+            <w:pPr>
+              <w:pStyle w:val="17"/>
+              <w:bidi w:val="0"/>
+              <w:jc w:val="center"/>
+              <w:rPr>
+                <w:rFonts w:hint="default" w:ascii="Times New Roman" w:hAnsi="Times New Roman" w:cs="Times New Roman"/>
+                <w:sz w:val="28"/>
+                <w:szCs w:val="28"/>
+              </w:rPr>
+            </w:pPr>
+            <w:r>
+              <w:rPr>
+                <w:rFonts w:hint="default" w:ascii="Times New Roman" w:hAnsi="Times New Roman" w:cs="Times New Roman"/>
+                <w:sz w:val="28"/>
+                <w:szCs w:val="28"/>
+              </w:rPr>
+              <w:t>Обучающая ценность</w:t>
+            </w:r>
+          </w:p>
+        </w:tc>
+        <w:tc>
+          <w:tcPr>
+            <w:tcW w:w="2260" w:type="dxa"/>
+            <w:tcBorders>
+              <w:top w:val="single" w:color="000000" w:sz="2" w:space="0"/>
+              <w:left w:val="single" w:color="000000" w:sz="2" w:space="0"/>
+              <w:bottom w:val="single" w:color="000000" w:sz="2" w:space="0"/>
+              <w:right w:val="single" w:color="000000" w:sz="2" w:space="0"/>
+            </w:tcBorders>
+            <w:shd w:val="clear" w:color="auto" w:fill="FFFFFF"/>
+            <w:vAlign w:val="center"/>
+          </w:tcPr>
+          <w:p>
+            <w:pPr>
+              <w:pStyle w:val="17"/>
+              <w:bidi w:val="0"/>
+              <w:jc w:val="center"/>
+              <w:rPr>
+                <w:rFonts w:hint="default" w:ascii="Times New Roman" w:hAnsi="Times New Roman" w:cs="Times New Roman"/>
+                <w:sz w:val="28"/>
+                <w:szCs w:val="28"/>
+              </w:rPr>
+            </w:pPr>
+            <w:r>
+              <w:rPr>
+                <w:rFonts w:hint="default" w:ascii="Times New Roman" w:hAnsi="Times New Roman" w:cs="Times New Roman"/>
+                <w:sz w:val="28"/>
+                <w:szCs w:val="28"/>
+              </w:rPr>
+              <w:t>Наглядность</w:t>
+            </w:r>
+          </w:p>
+        </w:tc>
+        <w:tc>
+          <w:tcPr>
+            <w:tcW w:w="2260" w:type="dxa"/>
+            <w:tcBorders>
+              <w:top w:val="single" w:color="000000" w:sz="2" w:space="0"/>
+              <w:left w:val="single" w:color="000000" w:sz="2" w:space="0"/>
+              <w:bottom w:val="single" w:color="000000" w:sz="2" w:space="0"/>
+              <w:right w:val="single" w:color="000000" w:sz="2" w:space="0"/>
+            </w:tcBorders>
+            <w:shd w:val="clear" w:color="auto" w:fill="FFFFFF"/>
+            <w:vAlign w:val="center"/>
+          </w:tcPr>
+          <w:p>
+            <w:pPr>
+              <w:pStyle w:val="17"/>
+              <w:bidi w:val="0"/>
+              <w:jc w:val="center"/>
+              <w:rPr>
+                <w:rFonts w:hint="default" w:ascii="Times New Roman" w:hAnsi="Times New Roman" w:cs="Times New Roman"/>
+                <w:sz w:val="28"/>
+                <w:szCs w:val="28"/>
+              </w:rPr>
+            </w:pPr>
+            <w:r>
+              <w:rPr>
+                <w:rFonts w:hint="default" w:ascii="Times New Roman" w:hAnsi="Times New Roman" w:cs="Times New Roman"/>
+                <w:sz w:val="28"/>
+                <w:szCs w:val="28"/>
+              </w:rPr>
+              <w:t>Понимание алгоритма</w:t>
+            </w:r>
+          </w:p>
+        </w:tc>
+        <w:tc>
+          <w:tcPr>
+            <w:tcW w:w="2260" w:type="dxa"/>
+            <w:tcBorders>
+              <w:top w:val="single" w:color="000000" w:sz="2" w:space="0"/>
+              <w:left w:val="single" w:color="000000" w:sz="2" w:space="0"/>
+              <w:bottom w:val="single" w:color="000000" w:sz="2" w:space="0"/>
+              <w:right w:val="single" w:color="000000" w:sz="2" w:space="0"/>
+            </w:tcBorders>
+            <w:shd w:val="clear" w:color="auto" w:fill="FFFFFF"/>
+            <w:vAlign w:val="center"/>
+          </w:tcPr>
+          <w:p>
+            <w:pPr>
+              <w:pStyle w:val="17"/>
+              <w:bidi w:val="0"/>
+              <w:jc w:val="center"/>
+              <w:rPr>
+                <w:rFonts w:hint="default" w:ascii="Times New Roman" w:hAnsi="Times New Roman" w:cs="Times New Roman"/>
+                <w:sz w:val="28"/>
+                <w:szCs w:val="28"/>
+              </w:rPr>
+            </w:pPr>
+            <w:r>
+              <w:rPr>
+                <w:rFonts w:hint="default" w:ascii="Times New Roman" w:hAnsi="Times New Roman" w:cs="Times New Roman"/>
+                <w:sz w:val="28"/>
+                <w:szCs w:val="28"/>
+              </w:rPr>
+              <w:t>Практическое применение</w:t>
+            </w:r>
+          </w:p>
+        </w:tc>
+      </w:tr>
+      <w:tr>
+        <w:tblPrEx>
+          <w:tblBorders>
+            <w:top w:val="single" w:color="auto" w:sz="2" w:space="0"/>
+            <w:left w:val="single" w:color="auto" w:sz="2" w:space="0"/>
+            <w:bottom w:val="single" w:color="auto" w:sz="2" w:space="0"/>
+            <w:right w:val="single" w:color="auto" w:sz="2" w:space="0"/>
+            <w:insideH w:val="none" w:color="auto" w:sz="0" w:space="0"/>
+            <w:insideV w:val="none" w:color="auto" w:sz="0" w:space="0"/>
+          </w:tblBorders>
+          <w:shd w:val="clear" w:color="auto" w:fill="FFFFFF"/>
+          <w:tblCellMar>
+            <w:top w:w="0" w:type="dxa"/>
+            <w:left w:w="0" w:type="dxa"/>
+            <w:bottom w:w="0" w:type="dxa"/>
+            <w:right w:w="0" w:type="dxa"/>
+          </w:tblCellMar>
+        </w:tblPrEx>
+        <w:trPr>
+          <w:jc w:val="center"/>
+        </w:trPr>
+        <w:tc>
+          <w:tcPr>
+            <w:tcW w:w="1700" w:type="dxa"/>
+            <w:tcBorders>
+              <w:top w:val="single" w:color="000000" w:sz="2" w:space="0"/>
+              <w:left w:val="single" w:color="000000" w:sz="2" w:space="0"/>
+              <w:bottom w:val="single" w:color="000000" w:sz="2" w:space="0"/>
+              <w:right w:val="single" w:color="000000" w:sz="2" w:space="0"/>
+            </w:tcBorders>
+            <w:shd w:val="clear" w:color="auto" w:fill="FFFFFF"/>
+            <w:vAlign w:val="center"/>
+          </w:tcPr>
+          <w:p>
+            <w:pPr>
+              <w:pStyle w:val="17"/>
+              <w:bidi w:val="0"/>
+              <w:jc w:val="center"/>
+              <w:rPr>
+                <w:rFonts w:hint="default" w:ascii="Times New Roman" w:hAnsi="Times New Roman" w:cs="Times New Roman"/>
+                <w:sz w:val="28"/>
+                <w:szCs w:val="28"/>
+              </w:rPr>
+            </w:pPr>
+            <w:r>
+              <w:rPr>
+                <w:rFonts w:hint="default" w:ascii="Times New Roman" w:hAnsi="Times New Roman" w:cs="Times New Roman"/>
+                <w:sz w:val="28"/>
+                <w:szCs w:val="28"/>
+              </w:rPr>
+              <w:t>Риск ошибок</w:t>
+            </w:r>
+          </w:p>
+        </w:tc>
+        <w:tc>
+          <w:tcPr>
+            <w:tcW w:w="2260" w:type="dxa"/>
+            <w:tcBorders>
+              <w:top w:val="single" w:color="000000" w:sz="2" w:space="0"/>
+              <w:left w:val="single" w:color="000000" w:sz="2" w:space="0"/>
+              <w:bottom w:val="single" w:color="000000" w:sz="2" w:space="0"/>
+              <w:right w:val="single" w:color="000000" w:sz="2" w:space="0"/>
+            </w:tcBorders>
+            <w:shd w:val="clear" w:color="auto" w:fill="FFFFFF"/>
+            <w:vAlign w:val="center"/>
+          </w:tcPr>
+          <w:p>
+            <w:pPr>
+              <w:pStyle w:val="17"/>
+              <w:bidi w:val="0"/>
+              <w:jc w:val="center"/>
+              <w:rPr>
+                <w:rFonts w:hint="default" w:ascii="Times New Roman" w:hAnsi="Times New Roman" w:cs="Times New Roman"/>
+                <w:sz w:val="28"/>
+                <w:szCs w:val="28"/>
+                <w:lang w:val="ru-RU"/>
+              </w:rPr>
+            </w:pPr>
+            <w:r>
+              <w:rPr>
+                <w:rFonts w:hint="default" w:cs="Times New Roman"/>
+                <w:sz w:val="28"/>
+                <w:szCs w:val="28"/>
+                <w:lang w:val="ru-RU"/>
+              </w:rPr>
+              <w:t>Высокий (</w:t>
+            </w:r>
+            <w:r>
+              <w:rPr>
+                <w:rFonts w:hint="default" w:ascii="Times New Roman" w:hAnsi="Times New Roman" w:cs="Times New Roman"/>
+                <w:sz w:val="28"/>
+                <w:szCs w:val="28"/>
+              </w:rPr>
+              <w:t>Построение графика</w:t>
+            </w:r>
+            <w:r>
+              <w:rPr>
+                <w:rFonts w:hint="default" w:cs="Times New Roman"/>
+                <w:sz w:val="28"/>
+                <w:szCs w:val="28"/>
+                <w:lang w:val="ru-RU"/>
+              </w:rPr>
+              <w:t>)</w:t>
+            </w:r>
+          </w:p>
+        </w:tc>
+        <w:tc>
+          <w:tcPr>
+            <w:tcW w:w="2260" w:type="dxa"/>
+            <w:tcBorders>
+              <w:top w:val="single" w:color="000000" w:sz="2" w:space="0"/>
+              <w:left w:val="single" w:color="000000" w:sz="2" w:space="0"/>
+              <w:bottom w:val="single" w:color="000000" w:sz="2" w:space="0"/>
+              <w:right w:val="single" w:color="000000" w:sz="2" w:space="0"/>
+            </w:tcBorders>
+            <w:shd w:val="clear" w:color="auto" w:fill="FFFFFF"/>
+            <w:vAlign w:val="center"/>
+          </w:tcPr>
+          <w:p>
+            <w:pPr>
+              <w:pStyle w:val="17"/>
+              <w:bidi w:val="0"/>
+              <w:jc w:val="center"/>
+              <w:rPr>
+                <w:rFonts w:hint="default" w:ascii="Times New Roman" w:hAnsi="Times New Roman" w:cs="Times New Roman"/>
+                <w:sz w:val="28"/>
+                <w:szCs w:val="28"/>
+                <w:lang w:val="ru-RU"/>
+              </w:rPr>
+            </w:pPr>
+            <w:r>
+              <w:rPr>
+                <w:rFonts w:hint="default" w:cs="Times New Roman"/>
+                <w:sz w:val="28"/>
+                <w:szCs w:val="28"/>
+                <w:lang w:val="ru-RU"/>
+              </w:rPr>
+              <w:t>Высокий (</w:t>
+            </w:r>
+            <w:r>
+              <w:rPr>
+                <w:rFonts w:hint="default" w:ascii="Times New Roman" w:hAnsi="Times New Roman" w:cs="Times New Roman"/>
+                <w:sz w:val="28"/>
+                <w:szCs w:val="28"/>
+              </w:rPr>
+              <w:t>Вычисления</w:t>
+            </w:r>
+            <w:r>
+              <w:rPr>
+                <w:rFonts w:hint="default" w:cs="Times New Roman"/>
+                <w:sz w:val="28"/>
+                <w:szCs w:val="28"/>
+                <w:lang w:val="ru-RU"/>
+              </w:rPr>
+              <w:t>)</w:t>
+            </w:r>
+          </w:p>
+        </w:tc>
+        <w:tc>
+          <w:tcPr>
+            <w:tcW w:w="2260" w:type="dxa"/>
+            <w:tcBorders>
+              <w:top w:val="single" w:color="000000" w:sz="2" w:space="0"/>
+              <w:left w:val="single" w:color="000000" w:sz="2" w:space="0"/>
+              <w:bottom w:val="single" w:color="000000" w:sz="2" w:space="0"/>
+              <w:right w:val="single" w:color="000000" w:sz="2" w:space="0"/>
+            </w:tcBorders>
+            <w:shd w:val="clear" w:color="auto" w:fill="FFFFFF"/>
+            <w:vAlign w:val="center"/>
+          </w:tcPr>
+          <w:p>
+            <w:pPr>
+              <w:pStyle w:val="17"/>
+              <w:bidi w:val="0"/>
+              <w:jc w:val="center"/>
+              <w:rPr>
+                <w:rFonts w:hint="default" w:ascii="Times New Roman" w:hAnsi="Times New Roman" w:cs="Times New Roman"/>
+                <w:sz w:val="28"/>
+                <w:szCs w:val="28"/>
+              </w:rPr>
+            </w:pPr>
+            <w:r>
+              <w:rPr>
+                <w:rFonts w:hint="default" w:ascii="Times New Roman" w:hAnsi="Times New Roman" w:cs="Times New Roman"/>
+                <w:sz w:val="28"/>
+                <w:szCs w:val="28"/>
+              </w:rPr>
+              <w:t>Настройка модели</w:t>
+            </w:r>
+          </w:p>
+        </w:tc>
+      </w:tr>
+      <w:tr>
+        <w:tblPrEx>
+          <w:tblBorders>
+            <w:top w:val="single" w:color="auto" w:sz="2" w:space="0"/>
+            <w:left w:val="single" w:color="auto" w:sz="2" w:space="0"/>
+            <w:bottom w:val="single" w:color="auto" w:sz="2" w:space="0"/>
+            <w:right w:val="single" w:color="auto" w:sz="2" w:space="0"/>
+            <w:insideH w:val="none" w:color="auto" w:sz="0" w:space="0"/>
+            <w:insideV w:val="none" w:color="auto" w:sz="0" w:space="0"/>
+          </w:tblBorders>
+          <w:shd w:val="clear" w:color="auto" w:fill="FFFFFF"/>
+          <w:tblCellMar>
+            <w:top w:w="0" w:type="dxa"/>
+            <w:left w:w="0" w:type="dxa"/>
+            <w:bottom w:w="0" w:type="dxa"/>
+            <w:right w:w="0" w:type="dxa"/>
+          </w:tblCellMar>
+        </w:tblPrEx>
+        <w:trPr>
+          <w:jc w:val="center"/>
+        </w:trPr>
+        <w:tc>
+          <w:tcPr>
+            <w:tcW w:w="1700" w:type="dxa"/>
+            <w:tcBorders>
+              <w:top w:val="single" w:color="000000" w:sz="2" w:space="0"/>
+              <w:left w:val="single" w:color="000000" w:sz="2" w:space="0"/>
+              <w:bottom w:val="single" w:color="000000" w:sz="2" w:space="0"/>
+              <w:right w:val="single" w:color="000000" w:sz="2" w:space="0"/>
+            </w:tcBorders>
+            <w:shd w:val="clear" w:color="auto" w:fill="FFFFFF"/>
+            <w:vAlign w:val="center"/>
+          </w:tcPr>
+          <w:p>
+            <w:pPr>
+              <w:pStyle w:val="17"/>
+              <w:bidi w:val="0"/>
+              <w:jc w:val="center"/>
+              <w:rPr>
+                <w:rFonts w:hint="default" w:ascii="Times New Roman" w:hAnsi="Times New Roman" w:cs="Times New Roman"/>
+                <w:sz w:val="28"/>
+                <w:szCs w:val="28"/>
+              </w:rPr>
+            </w:pPr>
+            <w:r>
+              <w:rPr>
+                <w:rFonts w:hint="default" w:ascii="Times New Roman" w:hAnsi="Times New Roman" w:cs="Times New Roman"/>
+                <w:sz w:val="28"/>
+                <w:szCs w:val="28"/>
+              </w:rPr>
               <w:t>Автоматизация</w:t>
             </w:r>
           </w:p>
@@ -11758,15 +11932,17 @@
                 <w:rFonts w:hint="default" w:ascii="Times New Roman" w:hAnsi="Times New Roman" w:cs="Times New Roman"/>
                 <w:sz w:val="28"/>
                 <w:szCs w:val="28"/>
-              </w:rPr>
-            </w:pPr>
-            <w:r>
-              <w:rPr>
-                <w:rFonts w:hint="default" w:ascii="Times New Roman" w:hAnsi="Times New Roman" w:cs="Times New Roman"/>
-                <w:sz w:val="28"/>
-                <w:szCs w:val="28"/>
-              </w:rPr>
-              <w:t>Возможна программно</w:t>
+                <w:lang w:val="ru-RU"/>
+              </w:rPr>
+            </w:pPr>
+            <w:r>
+              <w:rPr>
+                <w:rFonts w:hint="default" w:cs="Times New Roman"/>
+                <w:sz w:val="28"/>
+                <w:szCs w:val="28"/>
+                <w:lang w:val="ru-RU"/>
+              </w:rPr>
+              <w:t>программируется</w:t>
             </w:r>
           </w:p>
         </w:tc>
@@ -11829,6 +12005,7 @@
           <w:rFonts w:hint="default" w:ascii="Times New Roman" w:hAnsi="Times New Roman" w:cs="Times New Roman"/>
           <w:sz w:val="28"/>
           <w:szCs w:val="28"/>
+          <w:lang w:val="en-US"/>
         </w:rPr>
       </w:pPr>
       <w:r>
